--- a/文档/计算机课程学习助手_交付文档初稿/补充交付/09_功能扩展清单.docx
+++ b/文档/计算机课程学习助手_交付文档初稿/补充交付/09_功能扩展清单.docx
@@ -53,41 +53,86 @@
           <w:sz w:val="21"/>
           <w:szCs w:val="21"/>
         </w:rPr>
-        <w:t xml:space="preserve">验证方式统一为两项：</w:t>
-      </w:r>
-    </w:p>
-    <w:p>
-      <w:pPr>
-        <w:numPr>
-          <w:ilvl w:val="0"/>
-          <w:numId w:val="1"/>
-        </w:numPr>
-        <w:spacing w:before="60" w:after="60" w:line="300" w:lineRule="auto"/>
-      </w:pPr>
-      <w:r>
-        <w:rPr>
-          <w:rFonts w:ascii="Microsoft YaHei" w:hAnsi="Microsoft YaHei" w:eastAsia="Microsoft YaHei"/>
-          <w:sz w:val="21"/>
-          <w:szCs w:val="21"/>
-        </w:rPr>
-        <w:t xml:space="preserve">python check.py：静态检查 + 只读接口 + 页面关键元素，本次 26/26 通过；</w:t>
-      </w:r>
-    </w:p>
-    <w:p>
-      <w:pPr>
-        <w:numPr>
-          <w:ilvl w:val="0"/>
-          <w:numId w:val="1"/>
-        </w:numPr>
-        <w:spacing w:before="60" w:after="60" w:line="300" w:lineRule="auto"/>
-      </w:pPr>
-      <w:r>
-        <w:rPr>
-          <w:rFonts w:ascii="Microsoft YaHei" w:hAnsi="Microsoft YaHei" w:eastAsia="Microsoft YaHei"/>
-          <w:sz w:val="21"/>
-          <w:szCs w:val="21"/>
-        </w:rPr>
-        <w:t xml:space="preserve">临时冒烟脚本（跑完即删，不在仓库留痕）：覆盖新增写接口，本次 17 项全部通过，且确认测试残留已清零。</w:t>
+        <w:t xml:space="preserve">验证方式：</w:t>
+      </w:r>
+    </w:p>
+    <w:p>
+      <w:pPr>
+        <w:numPr>
+          <w:ilvl w:val="0"/>
+          <w:numId w:val="1"/>
+        </w:numPr>
+        <w:spacing w:before="60" w:after="60" w:line="300" w:lineRule="auto"/>
+      </w:pPr>
+      <w:r>
+        <w:rPr>
+          <w:rFonts w:ascii="Microsoft YaHei" w:hAnsi="Microsoft YaHei" w:eastAsia="Microsoft YaHei"/>
+          <w:sz w:val="21"/>
+          <w:szCs w:val="21"/>
+        </w:rPr>
+        <w:t xml:space="preserve">python check.py：静态检查 + 只读接口 + 页面关键元素 + 5 项零成本回归，31/31 通过；</w:t>
+      </w:r>
+    </w:p>
+    <w:p>
+      <w:pPr>
+        <w:numPr>
+          <w:ilvl w:val="0"/>
+          <w:numId w:val="1"/>
+        </w:numPr>
+        <w:spacing w:before="60" w:after="60" w:line="300" w:lineRule="auto"/>
+      </w:pPr>
+      <w:r>
+        <w:rPr>
+          <w:rFonts w:ascii="Microsoft YaHei" w:hAnsi="Microsoft YaHei" w:eastAsia="Microsoft YaHei"/>
+          <w:sz w:val="21"/>
+          <w:szCs w:val="21"/>
+        </w:rPr>
+        <w:t xml:space="preserve">python selftest.py（--mock 离线）：44/44 通过，且确认自检不留下任何数据；</w:t>
+      </w:r>
+    </w:p>
+    <w:p>
+      <w:pPr>
+        <w:numPr>
+          <w:ilvl w:val="0"/>
+          <w:numId w:val="1"/>
+        </w:numPr>
+        <w:spacing w:before="60" w:after="60" w:line="300" w:lineRule="auto"/>
+      </w:pPr>
+      <w:r>
+        <w:rPr>
+          <w:rFonts w:ascii="Microsoft YaHei" w:hAnsi="Microsoft YaHei" w:eastAsia="Microsoft YaHei"/>
+          <w:sz w:val="21"/>
+          <w:szCs w:val="21"/>
+        </w:rPr>
+        <w:t xml:space="preserve">临时冒烟脚本（跑完即删，不在仓库留痕）：写接口 17 项全通过，审核隔离端到端 6/6 通过。</w:t>
+      </w:r>
+    </w:p>
+    <w:p>
+      <w:pPr>
+        <w:spacing w:before="60" w:after="60" w:line="300" w:lineRule="auto"/>
+      </w:pPr>
+      <w:r>
+        <w:rPr>
+          <w:rFonts w:ascii="Microsoft YaHei" w:hAnsi="Microsoft YaHei" w:eastAsia="Microsoft YaHei"/>
+          <w:color w:val="808080"/>
+          <w:sz w:val="18"/>
+          <w:szCs w:val="18"/>
+        </w:rPr>
+        <w:t xml:space="preserve">2026-10-31 补记：本清单初版曾写「审核通过前不参与检索」，但当时只改了状态位、检索并未真正过滤，</w:t>
+      </w:r>
+    </w:p>
+    <w:p>
+      <w:pPr>
+        <w:spacing w:before="60" w:after="60" w:line="300" w:lineRule="auto"/>
+      </w:pPr>
+      <w:r>
+        <w:rPr>
+          <w:rFonts w:ascii="Microsoft YaHei" w:hAnsi="Microsoft YaHei" w:eastAsia="Microsoft YaHei"/>
+          <w:color w:val="808080"/>
+          <w:sz w:val="18"/>
+          <w:szCs w:val="18"/>
+        </w:rPr>
+        <w:t xml:space="preserve">属于过度声明。经独立测试指出后已修复并补了回归，详见文末第六节。</w:t>
       </w:r>
     </w:p>
     <w:p>
@@ -1010,7 +1055,7 @@
                 <w:sz w:val="19"/>
                 <w:szCs w:val="19"/>
               </w:rPr>
-              <w:t xml:space="preserve">待审核 / 通过 / 驳回三态，未通过不进检索</w:t>
+              <w:t xml:space="preserve">待审核 / 通过 / 驳回三态，只有通过的资料进检索索引</w:t>
             </w:r>
           </w:p>
         </w:tc>
@@ -2369,6 +2414,23 @@
           <w:szCs w:val="21"/>
         </w:rPr>
         <w:t xml:space="preserve">做法：导入时可勾选"先存为待审核"，三态 pending / approved / rejected；资料页顶部列出待审项，一键通过或驳回；对应设计文档里"新增资料须人工审核后进入 RAG"的要求。</w:t>
+      </w:r>
+    </w:p>
+    <w:p>
+      <w:pPr>
+        <w:numPr>
+          <w:ilvl w:val="0"/>
+          <w:numId w:val="1"/>
+        </w:numPr>
+        <w:spacing w:before="60" w:after="60" w:line="300" w:lineRule="auto"/>
+      </w:pPr>
+      <w:r>
+        <w:rPr>
+          <w:rFonts w:ascii="Microsoft YaHei" w:hAnsi="Microsoft YaHei" w:eastAsia="Microsoft YaHei"/>
+          <w:sz w:val="21"/>
+          <w:szCs w:val="21"/>
+        </w:rPr>
+        <w:t xml:space="preserve">检索隔离：Store.all_chunks() 只返回 status='approved' 的资料切片，待审核与已驳回的资料在建索引时就被排除，不是只在界面上隐藏。（初版漏了这一步，已修复，见第六节）</w:t>
       </w:r>
     </w:p>
     <w:p>
@@ -3625,7 +3687,63 @@
                 <w:sz w:val="19"/>
                 <w:szCs w:val="19"/>
               </w:rPr>
-              <w:t xml:space="preserve">接口检查 7→12 项，页面标记 8→17 项</w:t>
+              <w:t xml:space="preserve">接口检查 7→12 项，页面标记 8→17 项，新增 5 项审核/缓存回归</w:t>
+            </w:r>
+          </w:p>
+        </w:tc>
+      </w:tr>
+      <w:tr>
+        <w:tc>
+          <w:tcPr>
+            <w:tcW w:w="3000" w:type="dxa"/>
+          </w:tcPr>
+          <w:p>
+            <w:pPr>
+              <w:spacing w:before="60" w:after="60" w:line="300" w:lineRule="auto"/>
+            </w:pPr>
+            <w:r>
+              <w:rPr>
+                <w:rFonts w:ascii="Microsoft YaHei" w:hAnsi="Microsoft YaHei" w:eastAsia="Microsoft YaHei"/>
+                <w:sz w:val="19"/>
+                <w:szCs w:val="19"/>
+              </w:rPr>
+              <w:t xml:space="preserve">AIassistant/app/selftest.py</w:t>
+            </w:r>
+          </w:p>
+        </w:tc>
+        <w:tc>
+          <w:tcPr>
+            <w:tcW w:w="3000" w:type="dxa"/>
+          </w:tcPr>
+          <w:p>
+            <w:pPr>
+              <w:spacing w:before="60" w:after="60" w:line="300" w:lineRule="auto"/>
+            </w:pPr>
+            <w:r>
+              <w:rPr>
+                <w:rFonts w:ascii="Microsoft YaHei" w:hAnsi="Microsoft YaHei" w:eastAsia="Microsoft YaHei"/>
+                <w:sz w:val="19"/>
+                <w:szCs w:val="19"/>
+              </w:rPr>
+              <w:t xml:space="preserve">修改</w:t>
+            </w:r>
+          </w:p>
+        </w:tc>
+        <w:tc>
+          <w:tcPr>
+            <w:tcW w:w="3000" w:type="dxa"/>
+          </w:tcPr>
+          <w:p>
+            <w:pPr>
+              <w:spacing w:before="60" w:after="60" w:line="300" w:lineRule="auto"/>
+            </w:pPr>
+            <w:r>
+              <w:rPr>
+                <w:rFonts w:ascii="Microsoft YaHei" w:hAnsi="Microsoft YaHei" w:eastAsia="Microsoft YaHei"/>
+                <w:sz w:val="19"/>
+                <w:szCs w:val="19"/>
+              </w:rPr>
+              <w:t xml:space="preserve">SSE 事件顺序断言改为不依赖前两个事件名；新增作答/复习/调用日志/打卡的回滚清理</w:t>
             </w:r>
           </w:p>
         </w:tc>
@@ -3698,7 +3816,21 @@
           <w:sz w:val="18"/>
           <w:szCs w:val="18"/>
         </w:rPr>
-        <w:t xml:space="preserve">python check.py                          # 期望 26/26 通过</w:t>
+        <w:t xml:space="preserve">python check.py                          # 期望 31/31 通过</w:t>
+      </w:r>
+    </w:p>
+    <w:p>
+      <w:pPr>
+        <w:spacing w:before="60" w:after="60" w:line="300" w:lineRule="auto"/>
+      </w:pPr>
+      <w:r>
+        <w:rPr>
+          <w:rFonts w:ascii="Microsoft YaHei" w:hAnsi="Microsoft YaHei" w:eastAsia="Microsoft YaHei"/>
+          <w:color w:val="808080"/>
+          <w:sz w:val="18"/>
+          <w:szCs w:val="18"/>
+        </w:rPr>
+        <w:t xml:space="preserve">python selftest.py                       # 离线自检，期望 44/44 通过</w:t>
       </w:r>
     </w:p>
     <w:p>
@@ -3712,6 +3844,499 @@
           <w:szCs w:val="21"/>
         </w:rPr>
         <w:t xml:space="preserve">数据全部落在 AIassistant/app/data/（已在 .gitignore 中），删掉即恢复到初始状态。</w:t>
+      </w:r>
+    </w:p>
+    <w:p>
+      <w:pPr>
+        <w:spacing w:before="60" w:after="60" w:line="300" w:lineRule="auto"/>
+      </w:pPr>
+      <w:r>
+        <w:rPr>
+          <w:rFonts w:ascii="Microsoft YaHei" w:hAnsi="Microsoft YaHei" w:eastAsia="Microsoft YaHei"/>
+          <w:sz w:val="21"/>
+          <w:szCs w:val="21"/>
+        </w:rPr>
+        <w:t xml:space="preserve">---</w:t>
+      </w:r>
+    </w:p>
+    <w:p>
+      <w:pPr>
+        <w:spacing w:before="60" w:after="60" w:line="300" w:lineRule="auto"/>
+      </w:pPr>
+      <w:r>
+        <w:rPr>
+          <w:rFonts w:ascii="Microsoft YaHei" w:hAnsi="Microsoft YaHei" w:eastAsia="Microsoft YaHei"/>
+          <w:b/>
+          <w:color w:val="1F4E79"/>
+          <w:sz w:val="28"/>
+          <w:szCs w:val="28"/>
+        </w:rPr>
+        <w:t xml:space="preserve">六、独立测试反馈与修复（2026-10-31）</w:t>
+      </w:r>
+    </w:p>
+    <w:p>
+      <w:pPr>
+        <w:spacing w:before="60" w:after="60" w:line="300" w:lineRule="auto"/>
+      </w:pPr>
+      <w:r>
+        <w:rPr>
+          <w:rFonts w:ascii="Microsoft YaHei" w:hAnsi="Microsoft YaHei" w:eastAsia="Microsoft YaHei"/>
+          <w:sz w:val="21"/>
+          <w:szCs w:val="21"/>
+        </w:rPr>
+        <w:t xml:space="preserve">另一名测试者（GPT）用独立副本 + 模拟模型做了验证，未触碰本机学习数据。</w:t>
+      </w:r>
+    </w:p>
+    <w:p>
+      <w:pPr>
+        <w:spacing w:before="60" w:after="60" w:line="300" w:lineRule="auto"/>
+      </w:pPr>
+      <w:r>
+        <w:rPr>
+          <w:rFonts w:ascii="Microsoft YaHei" w:hAnsi="Microsoft YaHei" w:eastAsia="Microsoft YaHei"/>
+          <w:sz w:val="21"/>
+          <w:szCs w:val="21"/>
+        </w:rPr>
+        <w:t xml:space="preserve">它报出 2 个程序问题与 1 个测试脚本问题，三条都成立，已全部修复。</w:t>
+      </w:r>
+    </w:p>
+    <w:p>
+      <w:pPr>
+        <w:spacing w:before="60" w:after="60" w:line="300" w:lineRule="auto"/>
+      </w:pPr>
+      <w:r>
+        <w:rPr>
+          <w:rFonts w:ascii="Microsoft YaHei" w:hAnsi="Microsoft YaHei" w:eastAsia="Microsoft YaHei"/>
+          <w:b/>
+          <w:color w:val="2E75B6"/>
+          <w:sz w:val="24"/>
+          <w:szCs w:val="24"/>
+        </w:rPr>
+        <w:t xml:space="preserve">问题 1：审核状态没有真正限制检索（程序问题）</w:t>
+      </w:r>
+    </w:p>
+    <w:p>
+      <w:pPr>
+        <w:numPr>
+          <w:ilvl w:val="0"/>
+          <w:numId w:val="1"/>
+        </w:numPr>
+        <w:spacing w:before="60" w:after="60" w:line="300" w:lineRule="auto"/>
+      </w:pPr>
+      <w:r>
+        <w:rPr>
+          <w:rFonts w:ascii="Microsoft YaHei" w:hAnsi="Microsoft YaHei" w:eastAsia="Microsoft YaHei"/>
+          <w:sz w:val="21"/>
+          <w:szCs w:val="21"/>
+        </w:rPr>
+        <w:t xml:space="preserve">现象：资料标记为「待审核」或「已驳回」后，仍然能被检索到，等于审核只是界面上的一个标签。</w:t>
+      </w:r>
+    </w:p>
+    <w:p>
+      <w:pPr>
+        <w:numPr>
+          <w:ilvl w:val="0"/>
+          <w:numId w:val="1"/>
+        </w:numPr>
+        <w:spacing w:before="60" w:after="60" w:line="300" w:lineRule="auto"/>
+      </w:pPr>
+      <w:r>
+        <w:rPr>
+          <w:rFonts w:ascii="Microsoft YaHei" w:hAnsi="Microsoft YaHei" w:eastAsia="Microsoft YaHei"/>
+          <w:sz w:val="21"/>
+          <w:szCs w:val="21"/>
+        </w:rPr>
+        <w:t xml:space="preserve">根因：Store.all_chunks() 只做 chunks JOIN materials，从未看 materials.status。</w:t>
+      </w:r>
+    </w:p>
+    <w:p>
+      <w:pPr>
+        <w:spacing w:before="60" w:after="60" w:line="300" w:lineRule="auto"/>
+      </w:pPr>
+      <w:r>
+        <w:rPr>
+          <w:rFonts w:ascii="Microsoft YaHei" w:hAnsi="Microsoft YaHei" w:eastAsia="Microsoft YaHei"/>
+          <w:sz w:val="21"/>
+          <w:szCs w:val="21"/>
+        </w:rPr>
+        <w:t xml:space="preserve">这是初版的一处过度声明——文档写了"未通过不进检索"，代码并没有实现。</w:t>
+      </w:r>
+    </w:p>
+    <w:p>
+      <w:pPr>
+        <w:numPr>
+          <w:ilvl w:val="0"/>
+          <w:numId w:val="1"/>
+        </w:numPr>
+        <w:spacing w:before="60" w:after="60" w:line="300" w:lineRule="auto"/>
+      </w:pPr>
+      <w:r>
+        <w:rPr>
+          <w:rFonts w:ascii="Microsoft YaHei" w:hAnsi="Microsoft YaHei" w:eastAsia="Microsoft YaHei"/>
+          <w:sz w:val="21"/>
+          <w:szCs w:val="21"/>
+        </w:rPr>
+        <w:t xml:space="preserve">修复：all_chunks() 增加 WHERE COALESCE(NULLIF(m.status,''),'approved') = 'approved'，</w:t>
+      </w:r>
+    </w:p>
+    <w:p>
+      <w:pPr>
+        <w:spacing w:before="60" w:after="60" w:line="300" w:lineRule="auto"/>
+      </w:pPr>
+      <w:r>
+        <w:rPr>
+          <w:rFonts w:ascii="Microsoft YaHei" w:hAnsi="Microsoft YaHei" w:eastAsia="Microsoft YaHei"/>
+          <w:sz w:val="21"/>
+          <w:szCs w:val="21"/>
+        </w:rPr>
+        <w:t xml:space="preserve">待审核与已驳回的资料在建索引时就被排除（老数据空状态按通过处理，不会整体消失）。</w:t>
+      </w:r>
+    </w:p>
+    <w:p>
+      <w:pPr>
+        <w:numPr>
+          <w:ilvl w:val="0"/>
+          <w:numId w:val="1"/>
+        </w:numPr>
+        <w:spacing w:before="60" w:after="60" w:line="300" w:lineRule="auto"/>
+      </w:pPr>
+      <w:r>
+        <w:rPr>
+          <w:rFonts w:ascii="Microsoft YaHei" w:hAnsi="Microsoft YaHei" w:eastAsia="Microsoft YaHei"/>
+          <w:sz w:val="21"/>
+          <w:szCs w:val="21"/>
+        </w:rPr>
+        <w:t xml:space="preserve">验证：端到端 6/6——待审核时 RAG 检索与全文检索都命中 0 条；点通过后立刻命中 1 条；</w:t>
+      </w:r>
+    </w:p>
+    <w:p>
+      <w:pPr>
+        <w:spacing w:before="60" w:after="60" w:line="300" w:lineRule="auto"/>
+      </w:pPr>
+      <w:r>
+        <w:rPr>
+          <w:rFonts w:ascii="Microsoft YaHei" w:hAnsi="Microsoft YaHei" w:eastAsia="Microsoft YaHei"/>
+          <w:sz w:val="21"/>
+          <w:szCs w:val="21"/>
+        </w:rPr>
+        <w:t xml:space="preserve">改为驳回后再次为 0；删除后资料与切片均清零。</w:t>
+      </w:r>
+    </w:p>
+    <w:p>
+      <w:pPr>
+        <w:spacing w:before="60" w:after="60" w:line="300" w:lineRule="auto"/>
+      </w:pPr>
+      <w:r>
+        <w:rPr>
+          <w:rFonts w:ascii="Microsoft YaHei" w:hAnsi="Microsoft YaHei" w:eastAsia="Microsoft YaHei"/>
+          <w:b/>
+          <w:color w:val="2E75B6"/>
+          <w:sz w:val="24"/>
+          <w:szCs w:val="24"/>
+        </w:rPr>
+        <w:t xml:space="preserve">问题 2：内容变了但切片数不变时仍用旧索引（程序问题）</w:t>
+      </w:r>
+    </w:p>
+    <w:p>
+      <w:pPr>
+        <w:numPr>
+          <w:ilvl w:val="0"/>
+          <w:numId w:val="1"/>
+        </w:numPr>
+        <w:spacing w:before="60" w:after="60" w:line="300" w:lineRule="auto"/>
+      </w:pPr>
+      <w:r>
+        <w:rPr>
+          <w:rFonts w:ascii="Microsoft YaHei" w:hAnsi="Microsoft YaHei" w:eastAsia="Microsoft YaHei"/>
+          <w:sz w:val="21"/>
+          <w:szCs w:val="21"/>
+        </w:rPr>
+        <w:t xml:space="preserve">现象：重新抓取后内容已更新，回答却还会引用旧内容。</w:t>
+      </w:r>
+    </w:p>
+    <w:p>
+      <w:pPr>
+        <w:numPr>
+          <w:ilvl w:val="0"/>
+          <w:numId w:val="1"/>
+        </w:numPr>
+        <w:spacing w:before="60" w:after="60" w:line="300" w:lineRule="auto"/>
+      </w:pPr>
+      <w:r>
+        <w:rPr>
+          <w:rFonts w:ascii="Microsoft YaHei" w:hAnsi="Microsoft YaHei" w:eastAsia="Microsoft YaHei"/>
+          <w:sz w:val="21"/>
+          <w:szCs w:val="21"/>
+        </w:rPr>
+        <w:t xml:space="preserve">根因：检索器缓存版本用的是 stats()["chunks"]（切片数量）。内容变了而切片数恰好不变时，</w:t>
+      </w:r>
+    </w:p>
+    <w:p>
+      <w:pPr>
+        <w:spacing w:before="60" w:after="60" w:line="300" w:lineRule="auto"/>
+      </w:pPr>
+      <w:r>
+        <w:rPr>
+          <w:rFonts w:ascii="Microsoft YaHei" w:hAnsi="Microsoft YaHei" w:eastAsia="Microsoft YaHei"/>
+          <w:sz w:val="21"/>
+          <w:szCs w:val="21"/>
+        </w:rPr>
+        <w:t xml:space="preserve">版本号不变，缓存不会重建。初版只在"重新抓取"这一条路径上手动置 -1 绕过，属于打补丁。</w:t>
+      </w:r>
+    </w:p>
+    <w:p>
+      <w:pPr>
+        <w:numPr>
+          <w:ilvl w:val="0"/>
+          <w:numId w:val="1"/>
+        </w:numPr>
+        <w:spacing w:before="60" w:after="60" w:line="300" w:lineRule="auto"/>
+      </w:pPr>
+      <w:r>
+        <w:rPr>
+          <w:rFonts w:ascii="Microsoft YaHei" w:hAnsi="Microsoft YaHei" w:eastAsia="Microsoft YaHei"/>
+          <w:sz w:val="21"/>
+          <w:szCs w:val="21"/>
+        </w:rPr>
+        <w:t xml:space="preserve">修复：新增显式索引版本 Store.rev() / Store.bump()，资料增删、切片重建、</w:t>
+      </w:r>
+    </w:p>
+    <w:p>
+      <w:pPr>
+        <w:spacing w:before="60" w:after="60" w:line="300" w:lineRule="auto"/>
+      </w:pPr>
+      <w:r>
+        <w:rPr>
+          <w:rFonts w:ascii="Microsoft YaHei" w:hAnsi="Microsoft YaHei" w:eastAsia="Microsoft YaHei"/>
+          <w:sz w:val="21"/>
+          <w:szCs w:val="21"/>
+        </w:rPr>
+        <w:t xml:space="preserve">审核状态变化都会版本 +1；get_retriever() 改为比对版本号，去掉手动置 -1 的补丁。</w:t>
+      </w:r>
+    </w:p>
+    <w:p>
+      <w:pPr>
+        <w:numPr>
+          <w:ilvl w:val="0"/>
+          <w:numId w:val="1"/>
+        </w:numPr>
+        <w:spacing w:before="60" w:after="60" w:line="300" w:lineRule="auto"/>
+      </w:pPr>
+      <w:r>
+        <w:rPr>
+          <w:rFonts w:ascii="Microsoft YaHei" w:hAnsi="Microsoft YaHei" w:eastAsia="Microsoft YaHei"/>
+          <w:sz w:val="21"/>
+          <w:szCs w:val="21"/>
+        </w:rPr>
+        <w:t xml:space="preserve">验证：check.py 新增零成本回归——用临时库造"切片数不变、内容全换"的场景，</w:t>
+      </w:r>
+    </w:p>
+    <w:p>
+      <w:pPr>
+        <w:spacing w:before="60" w:after="60" w:line="300" w:lineRule="auto"/>
+      </w:pPr>
+      <w:r>
+        <w:rPr>
+          <w:rFonts w:ascii="Microsoft YaHei" w:hAnsi="Microsoft YaHei" w:eastAsia="Microsoft YaHei"/>
+          <w:sz w:val="21"/>
+          <w:szCs w:val="21"/>
+        </w:rPr>
+        <w:t xml:space="preserve">断言版本递增且重建后只命中新内容；同时静态断言 get_retriever 使用 rev()。</w:t>
+      </w:r>
+    </w:p>
+    <w:p>
+      <w:pPr>
+        <w:spacing w:before="60" w:after="60" w:line="300" w:lineRule="auto"/>
+      </w:pPr>
+      <w:r>
+        <w:rPr>
+          <w:rFonts w:ascii="Microsoft YaHei" w:hAnsi="Microsoft YaHei" w:eastAsia="Microsoft YaHei"/>
+          <w:b/>
+          <w:color w:val="2E75B6"/>
+          <w:sz w:val="24"/>
+          <w:szCs w:val="24"/>
+        </w:rPr>
+        <w:t xml:space="preserve">问题 3：自检脚本误报失败（测试脚本问题）</w:t>
+      </w:r>
+    </w:p>
+    <w:p>
+      <w:pPr>
+        <w:numPr>
+          <w:ilvl w:val="0"/>
+          <w:numId w:val="1"/>
+        </w:numPr>
+        <w:spacing w:before="60" w:after="60" w:line="300" w:lineRule="auto"/>
+      </w:pPr>
+      <w:r>
+        <w:rPr>
+          <w:rFonts w:ascii="Microsoft YaHei" w:hAnsi="Microsoft YaHei" w:eastAsia="Microsoft YaHei"/>
+          <w:sz w:val="21"/>
+          <w:szCs w:val="21"/>
+        </w:rPr>
+        <w:t xml:space="preserve">现象：离线自检出现一条失败。</w:t>
+      </w:r>
+    </w:p>
+    <w:p>
+      <w:pPr>
+        <w:numPr>
+          <w:ilvl w:val="0"/>
+          <w:numId w:val="1"/>
+        </w:numPr>
+        <w:spacing w:before="60" w:after="60" w:line="300" w:lineRule="auto"/>
+      </w:pPr>
+      <w:r>
+        <w:rPr>
+          <w:rFonts w:ascii="Microsoft YaHei" w:hAnsi="Microsoft YaHei" w:eastAsia="Microsoft YaHei"/>
+          <w:sz w:val="21"/>
+          <w:szCs w:val="21"/>
+        </w:rPr>
+        <w:t xml:space="preserve">根因：selftest.py 的顺序断言写死 names[:2] == ["status","status"]；</w:t>
+      </w:r>
+    </w:p>
+    <w:p>
+      <w:pPr>
+        <w:spacing w:before="60" w:after="60" w:line="300" w:lineRule="auto"/>
+      </w:pPr>
+      <w:r>
+        <w:rPr>
+          <w:rFonts w:ascii="Microsoft YaHei" w:hAnsi="Microsoft YaHei" w:eastAsia="Microsoft YaHei"/>
+          <w:sz w:val="21"/>
+          <w:szCs w:val="21"/>
+        </w:rPr>
+        <w:t xml:space="preserve">本次新增的 retrieval 事件插在两者之间，于是断言失败——实际 SSE 输出正常完成。</w:t>
+      </w:r>
+    </w:p>
+    <w:p>
+      <w:pPr>
+        <w:numPr>
+          <w:ilvl w:val="0"/>
+          <w:numId w:val="1"/>
+        </w:numPr>
+        <w:spacing w:before="60" w:after="60" w:line="300" w:lineRule="auto"/>
+      </w:pPr>
+      <w:r>
+        <w:rPr>
+          <w:rFonts w:ascii="Microsoft YaHei" w:hAnsi="Microsoft YaHei" w:eastAsia="Microsoft YaHei"/>
+          <w:sz w:val="21"/>
+          <w:szCs w:val="21"/>
+        </w:rPr>
+        <w:t xml:space="preserve">修复：改为结构断言：首事件是 status、末事件是 completed、中间必须出现 retrieval 与 delta，</w:t>
+      </w:r>
+    </w:p>
+    <w:p>
+      <w:pPr>
+        <w:spacing w:before="60" w:after="60" w:line="300" w:lineRule="auto"/>
+      </w:pPr>
+      <w:r>
+        <w:rPr>
+          <w:rFonts w:ascii="Microsoft YaHei" w:hAnsi="Microsoft YaHei" w:eastAsia="Microsoft YaHei"/>
+          <w:sz w:val="21"/>
+          <w:szCs w:val="21"/>
+        </w:rPr>
+        <w:t xml:space="preserve">以后再加事件也不会误报。</w:t>
+      </w:r>
+    </w:p>
+    <w:p>
+      <w:pPr>
+        <w:spacing w:before="60" w:after="60" w:line="300" w:lineRule="auto"/>
+      </w:pPr>
+      <w:r>
+        <w:rPr>
+          <w:rFonts w:ascii="Microsoft YaHei" w:hAnsi="Microsoft YaHei" w:eastAsia="Microsoft YaHei"/>
+          <w:b/>
+          <w:color w:val="2E75B6"/>
+          <w:sz w:val="24"/>
+          <w:szCs w:val="24"/>
+        </w:rPr>
+        <w:t xml:space="preserve">顺带修掉的一个测试卫生问题</w:t>
+      </w:r>
+    </w:p>
+    <w:p>
+      <w:pPr>
+        <w:spacing w:before="60" w:after="60" w:line="300" w:lineRule="auto"/>
+      </w:pPr>
+      <w:r>
+        <w:rPr>
+          <w:rFonts w:ascii="Microsoft YaHei" w:hAnsi="Microsoft YaHei" w:eastAsia="Microsoft YaHei"/>
+          <w:sz w:val="21"/>
+          <w:szCs w:val="21"/>
+        </w:rPr>
+        <w:t xml:space="preserve">新功能给"答错"增加了副作用（复习条目、调用日志、打卡），而 selftest.py 原来的清理只走接口删</w:t>
+      </w:r>
+    </w:p>
+    <w:p>
+      <w:pPr>
+        <w:spacing w:before="60" w:after="60" w:line="300" w:lineRule="auto"/>
+      </w:pPr>
+      <w:r>
+        <w:rPr>
+          <w:rFonts w:ascii="Microsoft YaHei" w:hAnsi="Microsoft YaHei" w:eastAsia="Microsoft YaHei"/>
+          <w:sz w:val="21"/>
+          <w:szCs w:val="21"/>
+        </w:rPr>
+        <w:t xml:space="preserve">会话/总结/文件夹/错题，删不到这些新行。现在清理阶段会按自检起始时刻回滚 attempts、reviews、</w:t>
+      </w:r>
+    </w:p>
+    <w:p>
+      <w:pPr>
+        <w:spacing w:before="60" w:after="60" w:line="300" w:lineRule="auto"/>
+      </w:pPr>
+      <w:r>
+        <w:rPr>
+          <w:rFonts w:ascii="Microsoft YaHei" w:hAnsi="Microsoft YaHei" w:eastAsia="Microsoft YaHei"/>
+          <w:sz w:val="21"/>
+          <w:szCs w:val="21"/>
+        </w:rPr>
+        <w:t xml:space="preserve">usage_log，并把当天打卡数还原，自检前后计数完全一致。</w:t>
+      </w:r>
+    </w:p>
+    <w:p>
+      <w:pPr>
+        <w:spacing w:before="60" w:after="60" w:line="300" w:lineRule="auto"/>
+      </w:pPr>
+      <w:r>
+        <w:rPr>
+          <w:rFonts w:ascii="Microsoft YaHei" w:hAnsi="Microsoft YaHei" w:eastAsia="Microsoft YaHei"/>
+          <w:b/>
+          <w:color w:val="2E75B6"/>
+          <w:sz w:val="24"/>
+          <w:szCs w:val="24"/>
+        </w:rPr>
+        <w:t xml:space="preserve">仍未验证的部分</w:t>
+      </w:r>
+    </w:p>
+    <w:p>
+      <w:pPr>
+        <w:numPr>
+          <w:ilvl w:val="0"/>
+          <w:numId w:val="1"/>
+        </w:numPr>
+        <w:spacing w:before="60" w:after="60" w:line="300" w:lineRule="auto"/>
+      </w:pPr>
+      <w:r>
+        <w:rPr>
+          <w:rFonts w:ascii="Microsoft YaHei" w:hAnsi="Microsoft YaHei" w:eastAsia="Microsoft YaHei"/>
+          <w:sz w:val="21"/>
+          <w:szCs w:val="21"/>
+        </w:rPr>
+        <w:t xml:space="preserve">真实 DeepSeek 回答质量、计费与完整界面手测：本次全部在 --mock 离线模式下验证，未产生费用；</w:t>
+      </w:r>
+    </w:p>
+    <w:p>
+      <w:pPr>
+        <w:numPr>
+          <w:ilvl w:val="0"/>
+          <w:numId w:val="1"/>
+        </w:numPr>
+        <w:spacing w:before="60" w:after="60" w:line="300" w:lineRule="auto"/>
+      </w:pPr>
+      <w:r>
+        <w:rPr>
+          <w:rFonts w:ascii="Microsoft YaHei" w:hAnsi="Microsoft YaHei" w:eastAsia="Microsoft YaHei"/>
+          <w:sz w:val="21"/>
+          <w:szCs w:val="21"/>
+        </w:rPr>
+        <w:t xml:space="preserve">界面视觉与交互细节只在代码层与 DOM 标记层验证，没有做真实浏览器操作录制。</w:t>
       </w:r>
     </w:p>
     <w:sectPr>

--- a/文档/计算机课程学习助手_交付文档初稿/补充交付/09_功能扩展清单.docx
+++ b/文档/计算机课程学习助手_交付文档初稿/补充交付/09_功能扩展清单.docx
@@ -4339,6 +4339,2021 @@
         <w:t xml:space="preserve">界面视觉与交互细节只在代码层与 DOM 标记层验证，没有做真实浏览器操作录制。</w:t>
       </w:r>
     </w:p>
+    <w:p>
+      <w:pPr>
+        <w:spacing w:before="60" w:after="60" w:line="300" w:lineRule="auto"/>
+      </w:pPr>
+      <w:r>
+        <w:rPr>
+          <w:rFonts w:ascii="Microsoft YaHei" w:hAnsi="Microsoft YaHei" w:eastAsia="Microsoft YaHei"/>
+          <w:sz w:val="21"/>
+          <w:szCs w:val="21"/>
+        </w:rPr>
+        <w:t xml:space="preserve">---</w:t>
+      </w:r>
+    </w:p>
+    <w:p>
+      <w:pPr>
+        <w:spacing w:before="60" w:after="60" w:line="300" w:lineRule="auto"/>
+      </w:pPr>
+      <w:r>
+        <w:rPr>
+          <w:rFonts w:ascii="Microsoft YaHei" w:hAnsi="Microsoft YaHei" w:eastAsia="Microsoft YaHei"/>
+          <w:b/>
+          <w:color w:val="1F4E79"/>
+          <w:sz w:val="28"/>
+          <w:szCs w:val="28"/>
+        </w:rPr>
+        <w:t xml:space="preserve">七、第二批：可视化与 AI 优化（2026-10-31 晚）</w:t>
+      </w:r>
+    </w:p>
+    <w:p>
+      <w:pPr>
+        <w:spacing w:before="60" w:after="60" w:line="300" w:lineRule="auto"/>
+      </w:pPr>
+      <w:r>
+        <w:rPr>
+          <w:rFonts w:ascii="Microsoft YaHei" w:hAnsi="Microsoft YaHei" w:eastAsia="Microsoft YaHei"/>
+          <w:b/>
+          <w:color w:val="2E75B6"/>
+          <w:sz w:val="24"/>
+          <w:szCs w:val="24"/>
+        </w:rPr>
+        <w:t xml:space="preserve">7.1 新增可视化</w:t>
+      </w:r>
+    </w:p>
+    <w:tbl>
+      <w:tblPr>
+        <w:tblStyle w:val="TableGrid"/>
+        <w:tblW w:w="9000" w:type="dxa"/>
+        <w:tblBorders>
+          <w:top w:val="single" w:sz="6" w:color="BFBFBF"/>
+          <w:left w:val="single" w:sz="6" w:color="BFBFBF"/>
+          <w:bottom w:val="single" w:sz="6" w:color="BFBFBF"/>
+          <w:right w:val="single" w:sz="6" w:color="BFBFBF"/>
+          <w:insideH w:val="single" w:sz="6" w:color="BFBFBF"/>
+          <w:insideV w:val="single" w:sz="6" w:color="BFBFBF"/>
+        </w:tblBorders>
+      </w:tblPr>
+      <w:tblGrid>
+        <w:gridCol w:w="1800"/>
+        <w:gridCol w:w="1800"/>
+        <w:gridCol w:w="1800"/>
+        <w:gridCol w:w="1800"/>
+        <w:gridCol w:w="1800"/>
+      </w:tblGrid>
+      <w:tr>
+        <w:tc>
+          <w:tcPr>
+            <w:tcW w:w="1800" w:type="dxa"/>
+            <w:shd w:val="clear" w:fill="EEF3FA"/>
+          </w:tcPr>
+          <w:p>
+            <w:pPr>
+              <w:spacing w:before="60" w:after="60" w:line="300" w:lineRule="auto"/>
+            </w:pPr>
+            <w:r>
+              <w:rPr>
+                <w:rFonts w:ascii="Microsoft YaHei" w:hAnsi="Microsoft YaHei" w:eastAsia="Microsoft YaHei"/>
+                <w:b/>
+                <w:sz w:val="19"/>
+                <w:szCs w:val="19"/>
+              </w:rPr>
+              <w:t xml:space="preserve">编号</w:t>
+            </w:r>
+          </w:p>
+        </w:tc>
+        <w:tc>
+          <w:tcPr>
+            <w:tcW w:w="1800" w:type="dxa"/>
+            <w:shd w:val="clear" w:fill="EEF3FA"/>
+          </w:tcPr>
+          <w:p>
+            <w:pPr>
+              <w:spacing w:before="60" w:after="60" w:line="300" w:lineRule="auto"/>
+            </w:pPr>
+            <w:r>
+              <w:rPr>
+                <w:rFonts w:ascii="Microsoft YaHei" w:hAnsi="Microsoft YaHei" w:eastAsia="Microsoft YaHei"/>
+                <w:b/>
+                <w:sz w:val="19"/>
+                <w:szCs w:val="19"/>
+              </w:rPr>
+              <w:t xml:space="preserve">功能</w:t>
+            </w:r>
+          </w:p>
+        </w:tc>
+        <w:tc>
+          <w:tcPr>
+            <w:tcW w:w="1800" w:type="dxa"/>
+            <w:shd w:val="clear" w:fill="EEF3FA"/>
+          </w:tcPr>
+          <w:p>
+            <w:pPr>
+              <w:spacing w:before="60" w:after="60" w:line="300" w:lineRule="auto"/>
+            </w:pPr>
+            <w:r>
+              <w:rPr>
+                <w:rFonts w:ascii="Microsoft YaHei" w:hAnsi="Microsoft YaHei" w:eastAsia="Microsoft YaHei"/>
+                <w:b/>
+                <w:sz w:val="19"/>
+                <w:szCs w:val="19"/>
+              </w:rPr>
+              <w:t xml:space="preserve">说明</w:t>
+            </w:r>
+          </w:p>
+        </w:tc>
+        <w:tc>
+          <w:tcPr>
+            <w:tcW w:w="1800" w:type="dxa"/>
+            <w:shd w:val="clear" w:fill="EEF3FA"/>
+          </w:tcPr>
+          <w:p>
+            <w:pPr>
+              <w:spacing w:before="60" w:after="60" w:line="300" w:lineRule="auto"/>
+            </w:pPr>
+            <w:r>
+              <w:rPr>
+                <w:rFonts w:ascii="Microsoft YaHei" w:hAnsi="Microsoft YaHei" w:eastAsia="Microsoft YaHei"/>
+                <w:b/>
+                <w:sz w:val="19"/>
+                <w:szCs w:val="19"/>
+              </w:rPr>
+              <w:t xml:space="preserve">数据来源</w:t>
+            </w:r>
+          </w:p>
+        </w:tc>
+        <w:tc>
+          <w:tcPr>
+            <w:tcW w:w="1800" w:type="dxa"/>
+            <w:shd w:val="clear" w:fill="EEF3FA"/>
+          </w:tcPr>
+          <w:p>
+            <w:pPr>
+              <w:spacing w:before="60" w:after="60" w:line="300" w:lineRule="auto"/>
+            </w:pPr>
+            <w:r>
+              <w:rPr>
+                <w:rFonts w:ascii="Microsoft YaHei" w:hAnsi="Microsoft YaHei" w:eastAsia="Microsoft YaHei"/>
+                <w:b/>
+                <w:sz w:val="19"/>
+                <w:szCs w:val="19"/>
+              </w:rPr>
+              <w:t xml:space="preserve">状态</w:t>
+            </w:r>
+          </w:p>
+        </w:tc>
+      </w:tr>
+      <w:tr>
+        <w:tc>
+          <w:tcPr>
+            <w:tcW w:w="1800" w:type="dxa"/>
+          </w:tcPr>
+          <w:p>
+            <w:pPr>
+              <w:spacing w:before="60" w:after="60" w:line="300" w:lineRule="auto"/>
+            </w:pPr>
+            <w:r>
+              <w:rPr>
+                <w:rFonts w:ascii="Microsoft YaHei" w:hAnsi="Microsoft YaHei" w:eastAsia="Microsoft YaHei"/>
+                <w:sz w:val="19"/>
+                <w:szCs w:val="19"/>
+              </w:rPr>
+              <w:t xml:space="preserve">EXT-21</w:t>
+            </w:r>
+          </w:p>
+        </w:tc>
+        <w:tc>
+          <w:tcPr>
+            <w:tcW w:w="1800" w:type="dxa"/>
+          </w:tcPr>
+          <w:p>
+            <w:pPr>
+              <w:spacing w:before="60" w:after="60" w:line="300" w:lineRule="auto"/>
+            </w:pPr>
+            <w:r>
+              <w:rPr>
+                <w:rFonts w:ascii="Microsoft YaHei" w:hAnsi="Microsoft YaHei" w:eastAsia="Microsoft YaHei"/>
+                <w:sz w:val="19"/>
+                <w:szCs w:val="19"/>
+              </w:rPr>
+              <w:t xml:space="preserve">学习热力图</w:t>
+            </w:r>
+          </w:p>
+        </w:tc>
+        <w:tc>
+          <w:tcPr>
+            <w:tcW w:w="1800" w:type="dxa"/>
+          </w:tcPr>
+          <w:p>
+            <w:pPr>
+              <w:spacing w:before="60" w:after="60" w:line="300" w:lineRule="auto"/>
+            </w:pPr>
+            <w:r>
+              <w:rPr>
+                <w:rFonts w:ascii="Microsoft YaHei" w:hAnsi="Microsoft YaHei" w:eastAsia="Microsoft YaHei"/>
+                <w:sz w:val="19"/>
+                <w:szCs w:val="19"/>
+              </w:rPr>
+              <w:t xml:space="preserve">近 14 周 × 7 天方格，颜色深浅表示当天学习活动次数，悬停显示明细</w:t>
+            </w:r>
+          </w:p>
+        </w:tc>
+        <w:tc>
+          <w:tcPr>
+            <w:tcW w:w="1800" w:type="dxa"/>
+          </w:tcPr>
+          <w:p>
+            <w:pPr>
+              <w:spacing w:before="60" w:after="60" w:line="300" w:lineRule="auto"/>
+            </w:pPr>
+            <w:r>
+              <w:rPr>
+                <w:rFonts w:ascii="Microsoft YaHei" w:hAnsi="Microsoft YaHei" w:eastAsia="Microsoft YaHei"/>
+                <w:sz w:val="19"/>
+                <w:szCs w:val="19"/>
+              </w:rPr>
+              <w:t xml:space="preserve">attempts + messages + activity</w:t>
+            </w:r>
+          </w:p>
+        </w:tc>
+        <w:tc>
+          <w:tcPr>
+            <w:tcW w:w="1800" w:type="dxa"/>
+          </w:tcPr>
+          <w:p>
+            <w:pPr>
+              <w:spacing w:before="60" w:after="60" w:line="300" w:lineRule="auto"/>
+            </w:pPr>
+            <w:r>
+              <w:rPr>
+                <w:rFonts w:ascii="Microsoft YaHei" w:hAnsi="Microsoft YaHei" w:eastAsia="Microsoft YaHei"/>
+                <w:sz w:val="19"/>
+                <w:szCs w:val="19"/>
+              </w:rPr>
+              <w:t xml:space="preserve">已实现并验证</w:t>
+            </w:r>
+          </w:p>
+        </w:tc>
+      </w:tr>
+      <w:tr>
+        <w:tc>
+          <w:tcPr>
+            <w:tcW w:w="1800" w:type="dxa"/>
+          </w:tcPr>
+          <w:p>
+            <w:pPr>
+              <w:spacing w:before="60" w:after="60" w:line="300" w:lineRule="auto"/>
+            </w:pPr>
+            <w:r>
+              <w:rPr>
+                <w:rFonts w:ascii="Microsoft YaHei" w:hAnsi="Microsoft YaHei" w:eastAsia="Microsoft YaHei"/>
+                <w:sz w:val="19"/>
+                <w:szCs w:val="19"/>
+              </w:rPr>
+              <w:t xml:space="preserve">EXT-22</w:t>
+            </w:r>
+          </w:p>
+        </w:tc>
+        <w:tc>
+          <w:tcPr>
+            <w:tcW w:w="1800" w:type="dxa"/>
+          </w:tcPr>
+          <w:p>
+            <w:pPr>
+              <w:spacing w:before="60" w:after="60" w:line="300" w:lineRule="auto"/>
+            </w:pPr>
+            <w:r>
+              <w:rPr>
+                <w:rFonts w:ascii="Microsoft YaHei" w:hAnsi="Microsoft YaHei" w:eastAsia="Microsoft YaHei"/>
+                <w:sz w:val="19"/>
+                <w:szCs w:val="19"/>
+              </w:rPr>
+              <w:t xml:space="preserve">知识图谱</w:t>
+            </w:r>
+          </w:p>
+        </w:tc>
+        <w:tc>
+          <w:tcPr>
+            <w:tcW w:w="1800" w:type="dxa"/>
+          </w:tcPr>
+          <w:p>
+            <w:pPr>
+              <w:spacing w:before="60" w:after="60" w:line="300" w:lineRule="auto"/>
+            </w:pPr>
+            <w:r>
+              <w:rPr>
+                <w:rFonts w:ascii="Microsoft YaHei" w:hAnsi="Microsoft YaHei" w:eastAsia="Microsoft YaHei"/>
+                <w:sz w:val="19"/>
+                <w:szCs w:val="19"/>
+              </w:rPr>
+              <w:t xml:space="preserve">canvas 力导向图：章节（大圆）与资料（小圆）按关键词共现连线，悬停显示名称，按科目着色</w:t>
+            </w:r>
+          </w:p>
+        </w:tc>
+        <w:tc>
+          <w:tcPr>
+            <w:tcW w:w="1800" w:type="dxa"/>
+          </w:tcPr>
+          <w:p>
+            <w:pPr>
+              <w:spacing w:before="60" w:after="60" w:line="300" w:lineRule="auto"/>
+            </w:pPr>
+            <w:r>
+              <w:rPr>
+                <w:rFonts w:ascii="Microsoft YaHei" w:hAnsi="Microsoft YaHei" w:eastAsia="Microsoft YaHei"/>
+                <w:sz w:val="19"/>
+                <w:szCs w:val="19"/>
+              </w:rPr>
+              <w:t xml:space="preserve">/api/graph（本地分词计算，不调模型）</w:t>
+            </w:r>
+          </w:p>
+        </w:tc>
+        <w:tc>
+          <w:tcPr>
+            <w:tcW w:w="1800" w:type="dxa"/>
+          </w:tcPr>
+          <w:p>
+            <w:pPr>
+              <w:spacing w:before="60" w:after="60" w:line="300" w:lineRule="auto"/>
+            </w:pPr>
+            <w:r>
+              <w:rPr>
+                <w:rFonts w:ascii="Microsoft YaHei" w:hAnsi="Microsoft YaHei" w:eastAsia="Microsoft YaHei"/>
+                <w:sz w:val="19"/>
+                <w:szCs w:val="19"/>
+              </w:rPr>
+              <w:t xml:space="preserve">已实现并验证（62 节点 / 32 边）</w:t>
+            </w:r>
+          </w:p>
+        </w:tc>
+      </w:tr>
+      <w:tr>
+        <w:tc>
+          <w:tcPr>
+            <w:tcW w:w="1800" w:type="dxa"/>
+          </w:tcPr>
+          <w:p>
+            <w:pPr>
+              <w:spacing w:before="60" w:after="60" w:line="300" w:lineRule="auto"/>
+            </w:pPr>
+            <w:r>
+              <w:rPr>
+                <w:rFonts w:ascii="Microsoft YaHei" w:hAnsi="Microsoft YaHei" w:eastAsia="Microsoft YaHei"/>
+                <w:sz w:val="19"/>
+                <w:szCs w:val="19"/>
+              </w:rPr>
+              <w:t xml:space="preserve">EXT-23</w:t>
+            </w:r>
+          </w:p>
+        </w:tc>
+        <w:tc>
+          <w:tcPr>
+            <w:tcW w:w="1800" w:type="dxa"/>
+          </w:tcPr>
+          <w:p>
+            <w:pPr>
+              <w:spacing w:before="60" w:after="60" w:line="300" w:lineRule="auto"/>
+            </w:pPr>
+            <w:r>
+              <w:rPr>
+                <w:rFonts w:ascii="Microsoft YaHei" w:hAnsi="Microsoft YaHei" w:eastAsia="Microsoft YaHei"/>
+                <w:sz w:val="19"/>
+                <w:szCs w:val="19"/>
+              </w:rPr>
+              <w:t xml:space="preserve">能力雷达</w:t>
+            </w:r>
+          </w:p>
+        </w:tc>
+        <w:tc>
+          <w:tcPr>
+            <w:tcW w:w="1800" w:type="dxa"/>
+          </w:tcPr>
+          <w:p>
+            <w:pPr>
+              <w:spacing w:before="60" w:after="60" w:line="300" w:lineRule="auto"/>
+            </w:pPr>
+            <w:r>
+              <w:rPr>
+                <w:rFonts w:ascii="Microsoft YaHei" w:hAnsi="Microsoft YaHei" w:eastAsia="Microsoft YaHei"/>
+                <w:sz w:val="19"/>
+                <w:szCs w:val="19"/>
+              </w:rPr>
+              <w:t xml:space="preserve">四维：练习量、正确率、复习完成、资料覆盖</w:t>
+            </w:r>
+          </w:p>
+        </w:tc>
+        <w:tc>
+          <w:tcPr>
+            <w:tcW w:w="1800" w:type="dxa"/>
+          </w:tcPr>
+          <w:p>
+            <w:pPr>
+              <w:spacing w:before="60" w:after="60" w:line="300" w:lineRule="auto"/>
+            </w:pPr>
+            <w:r>
+              <w:rPr>
+                <w:rFonts w:ascii="Microsoft YaHei" w:hAnsi="Microsoft YaHei" w:eastAsia="Microsoft YaHei"/>
+                <w:sz w:val="19"/>
+                <w:szCs w:val="19"/>
+              </w:rPr>
+              <w:t xml:space="preserve">dashboard.mastery + 复习队列</w:t>
+            </w:r>
+          </w:p>
+        </w:tc>
+        <w:tc>
+          <w:tcPr>
+            <w:tcW w:w="1800" w:type="dxa"/>
+          </w:tcPr>
+          <w:p>
+            <w:pPr>
+              <w:spacing w:before="60" w:after="60" w:line="300" w:lineRule="auto"/>
+            </w:pPr>
+            <w:r>
+              <w:rPr>
+                <w:rFonts w:ascii="Microsoft YaHei" w:hAnsi="Microsoft YaHei" w:eastAsia="Microsoft YaHei"/>
+                <w:sz w:val="19"/>
+                <w:szCs w:val="19"/>
+              </w:rPr>
+              <w:t xml:space="preserve">已实现并验证</w:t>
+            </w:r>
+          </w:p>
+        </w:tc>
+      </w:tr>
+      <w:tr>
+        <w:tc>
+          <w:tcPr>
+            <w:tcW w:w="1800" w:type="dxa"/>
+          </w:tcPr>
+          <w:p>
+            <w:pPr>
+              <w:spacing w:before="60" w:after="60" w:line="300" w:lineRule="auto"/>
+            </w:pPr>
+            <w:r>
+              <w:rPr>
+                <w:rFonts w:ascii="Microsoft YaHei" w:hAnsi="Microsoft YaHei" w:eastAsia="Microsoft YaHei"/>
+                <w:sz w:val="19"/>
+                <w:szCs w:val="19"/>
+              </w:rPr>
+              <w:t xml:space="preserve">EXT-24</w:t>
+            </w:r>
+          </w:p>
+        </w:tc>
+        <w:tc>
+          <w:tcPr>
+            <w:tcW w:w="1800" w:type="dxa"/>
+          </w:tcPr>
+          <w:p>
+            <w:pPr>
+              <w:spacing w:before="60" w:after="60" w:line="300" w:lineRule="auto"/>
+            </w:pPr>
+            <w:r>
+              <w:rPr>
+                <w:rFonts w:ascii="Microsoft YaHei" w:hAnsi="Microsoft YaHei" w:eastAsia="Microsoft YaHei"/>
+                <w:sz w:val="19"/>
+                <w:szCs w:val="19"/>
+              </w:rPr>
+              <w:t xml:space="preserve">未来 7 天复习量预测</w:t>
+            </w:r>
+          </w:p>
+        </w:tc>
+        <w:tc>
+          <w:tcPr>
+            <w:tcW w:w="1800" w:type="dxa"/>
+          </w:tcPr>
+          <w:p>
+            <w:pPr>
+              <w:spacing w:before="60" w:after="60" w:line="300" w:lineRule="auto"/>
+            </w:pPr>
+            <w:r>
+              <w:rPr>
+                <w:rFonts w:ascii="Microsoft YaHei" w:hAnsi="Microsoft YaHei" w:eastAsia="Microsoft YaHei"/>
+                <w:sz w:val="19"/>
+                <w:szCs w:val="19"/>
+              </w:rPr>
+              <w:t xml:space="preserve">按 due_at 分天统计，柱状图 + "已过期 N 条"提示</w:t>
+            </w:r>
+          </w:p>
+        </w:tc>
+        <w:tc>
+          <w:tcPr>
+            <w:tcW w:w="1800" w:type="dxa"/>
+          </w:tcPr>
+          <w:p>
+            <w:pPr>
+              <w:spacing w:before="60" w:after="60" w:line="300" w:lineRule="auto"/>
+            </w:pPr>
+            <w:r>
+              <w:rPr>
+                <w:rFonts w:ascii="Microsoft YaHei" w:hAnsi="Microsoft YaHei" w:eastAsia="Microsoft YaHei"/>
+                <w:sz w:val="19"/>
+                <w:szCs w:val="19"/>
+              </w:rPr>
+              <w:t xml:space="preserve">reviews</w:t>
+            </w:r>
+          </w:p>
+        </w:tc>
+        <w:tc>
+          <w:tcPr>
+            <w:tcW w:w="1800" w:type="dxa"/>
+          </w:tcPr>
+          <w:p>
+            <w:pPr>
+              <w:spacing w:before="60" w:after="60" w:line="300" w:lineRule="auto"/>
+            </w:pPr>
+            <w:r>
+              <w:rPr>
+                <w:rFonts w:ascii="Microsoft YaHei" w:hAnsi="Microsoft YaHei" w:eastAsia="Microsoft YaHei"/>
+                <w:sz w:val="19"/>
+                <w:szCs w:val="19"/>
+              </w:rPr>
+              <w:t xml:space="preserve">已实现并验证</w:t>
+            </w:r>
+          </w:p>
+        </w:tc>
+      </w:tr>
+      <w:tr>
+        <w:tc>
+          <w:tcPr>
+            <w:tcW w:w="1800" w:type="dxa"/>
+          </w:tcPr>
+          <w:p>
+            <w:pPr>
+              <w:spacing w:before="60" w:after="60" w:line="300" w:lineRule="auto"/>
+            </w:pPr>
+            <w:r>
+              <w:rPr>
+                <w:rFonts w:ascii="Microsoft YaHei" w:hAnsi="Microsoft YaHei" w:eastAsia="Microsoft YaHei"/>
+                <w:sz w:val="19"/>
+                <w:szCs w:val="19"/>
+              </w:rPr>
+              <w:t xml:space="preserve">EXT-25</w:t>
+            </w:r>
+          </w:p>
+        </w:tc>
+        <w:tc>
+          <w:tcPr>
+            <w:tcW w:w="1800" w:type="dxa"/>
+          </w:tcPr>
+          <w:p>
+            <w:pPr>
+              <w:spacing w:before="60" w:after="60" w:line="300" w:lineRule="auto"/>
+            </w:pPr>
+            <w:r>
+              <w:rPr>
+                <w:rFonts w:ascii="Microsoft YaHei" w:hAnsi="Microsoft YaHei" w:eastAsia="Microsoft YaHei"/>
+                <w:sz w:val="19"/>
+                <w:szCs w:val="19"/>
+              </w:rPr>
+              <w:t xml:space="preserve">检索分数条</w:t>
+            </w:r>
+          </w:p>
+        </w:tc>
+        <w:tc>
+          <w:tcPr>
+            <w:tcW w:w="1800" w:type="dxa"/>
+          </w:tcPr>
+          <w:p>
+            <w:pPr>
+              <w:spacing w:before="60" w:after="60" w:line="300" w:lineRule="auto"/>
+            </w:pPr>
+            <w:r>
+              <w:rPr>
+                <w:rFonts w:ascii="Microsoft YaHei" w:hAnsi="Microsoft YaHei" w:eastAsia="Microsoft YaHei"/>
+                <w:sz w:val="19"/>
+                <w:szCs w:val="19"/>
+              </w:rPr>
+              <w:t xml:space="preserve">检索详情里每条命中加一条横向分数条，直观看出"第一名领先多少"</w:t>
+            </w:r>
+          </w:p>
+        </w:tc>
+        <w:tc>
+          <w:tcPr>
+            <w:tcW w:w="1800" w:type="dxa"/>
+          </w:tcPr>
+          <w:p>
+            <w:pPr>
+              <w:spacing w:before="60" w:after="60" w:line="300" w:lineRule="auto"/>
+            </w:pPr>
+            <w:r>
+              <w:rPr>
+                <w:rFonts w:ascii="Microsoft YaHei" w:hAnsi="Microsoft YaHei" w:eastAsia="Microsoft YaHei"/>
+                <w:sz w:val="19"/>
+                <w:szCs w:val="19"/>
+              </w:rPr>
+              <w:t xml:space="preserve">BM25 分数</w:t>
+            </w:r>
+          </w:p>
+        </w:tc>
+        <w:tc>
+          <w:tcPr>
+            <w:tcW w:w="1800" w:type="dxa"/>
+          </w:tcPr>
+          <w:p>
+            <w:pPr>
+              <w:spacing w:before="60" w:after="60" w:line="300" w:lineRule="auto"/>
+            </w:pPr>
+            <w:r>
+              <w:rPr>
+                <w:rFonts w:ascii="Microsoft YaHei" w:hAnsi="Microsoft YaHei" w:eastAsia="Microsoft YaHei"/>
+                <w:sz w:val="19"/>
+                <w:szCs w:val="19"/>
+              </w:rPr>
+              <w:t xml:space="preserve">已实现并验证</w:t>
+            </w:r>
+          </w:p>
+        </w:tc>
+      </w:tr>
+    </w:tbl>
+    <w:p>
+      <w:pPr>
+        <w:spacing w:before="60" w:after="60" w:line="300" w:lineRule="auto"/>
+      </w:pPr>
+      <w:r>
+        <w:rPr>
+          <w:rFonts w:ascii="Microsoft YaHei" w:hAnsi="Microsoft YaHei" w:eastAsia="Microsoft YaHei"/>
+          <w:sz w:val="21"/>
+          <w:szCs w:val="21"/>
+        </w:rPr>
+        <w:t xml:space="preserve">热力图与雷达都用 DOM/CSS 和 canvas 手写，没有引入任何图表库，保持"原生 JS、零依赖"。</w:t>
+      </w:r>
+    </w:p>
+    <w:p>
+      <w:pPr>
+        <w:spacing w:before="60" w:after="60" w:line="300" w:lineRule="auto"/>
+      </w:pPr>
+      <w:r>
+        <w:rPr>
+          <w:rFonts w:ascii="Microsoft YaHei" w:hAnsi="Microsoft YaHei" w:eastAsia="Microsoft YaHei"/>
+          <w:b/>
+          <w:color w:val="2E75B6"/>
+          <w:sz w:val="24"/>
+          <w:szCs w:val="24"/>
+        </w:rPr>
+        <w:t xml:space="preserve">7.2 AI 侧的四项优化</w:t>
+      </w:r>
+    </w:p>
+    <w:tbl>
+      <w:tblPr>
+        <w:tblStyle w:val="TableGrid"/>
+        <w:tblW w:w="9000" w:type="dxa"/>
+        <w:tblBorders>
+          <w:top w:val="single" w:sz="6" w:color="BFBFBF"/>
+          <w:left w:val="single" w:sz="6" w:color="BFBFBF"/>
+          <w:bottom w:val="single" w:sz="6" w:color="BFBFBF"/>
+          <w:right w:val="single" w:sz="6" w:color="BFBFBF"/>
+          <w:insideH w:val="single" w:sz="6" w:color="BFBFBF"/>
+          <w:insideV w:val="single" w:sz="6" w:color="BFBFBF"/>
+        </w:tblBorders>
+      </w:tblPr>
+      <w:tblGrid>
+        <w:gridCol w:w="2250"/>
+        <w:gridCol w:w="2250"/>
+        <w:gridCol w:w="2250"/>
+        <w:gridCol w:w="2250"/>
+      </w:tblGrid>
+      <w:tr>
+        <w:tc>
+          <w:tcPr>
+            <w:tcW w:w="2250" w:type="dxa"/>
+            <w:shd w:val="clear" w:fill="EEF3FA"/>
+          </w:tcPr>
+          <w:p>
+            <w:pPr>
+              <w:spacing w:before="60" w:after="60" w:line="300" w:lineRule="auto"/>
+            </w:pPr>
+            <w:r>
+              <w:rPr>
+                <w:rFonts w:ascii="Microsoft YaHei" w:hAnsi="Microsoft YaHei" w:eastAsia="Microsoft YaHei"/>
+                <w:b/>
+                <w:sz w:val="19"/>
+                <w:szCs w:val="19"/>
+              </w:rPr>
+              <w:t xml:space="preserve">编号</w:t>
+            </w:r>
+          </w:p>
+        </w:tc>
+        <w:tc>
+          <w:tcPr>
+            <w:tcW w:w="2250" w:type="dxa"/>
+            <w:shd w:val="clear" w:fill="EEF3FA"/>
+          </w:tcPr>
+          <w:p>
+            <w:pPr>
+              <w:spacing w:before="60" w:after="60" w:line="300" w:lineRule="auto"/>
+            </w:pPr>
+            <w:r>
+              <w:rPr>
+                <w:rFonts w:ascii="Microsoft YaHei" w:hAnsi="Microsoft YaHei" w:eastAsia="Microsoft YaHei"/>
+                <w:b/>
+                <w:sz w:val="19"/>
+                <w:szCs w:val="19"/>
+              </w:rPr>
+              <w:t xml:space="preserve">优化</w:t>
+            </w:r>
+          </w:p>
+        </w:tc>
+        <w:tc>
+          <w:tcPr>
+            <w:tcW w:w="2250" w:type="dxa"/>
+            <w:shd w:val="clear" w:fill="EEF3FA"/>
+          </w:tcPr>
+          <w:p>
+            <w:pPr>
+              <w:spacing w:before="60" w:after="60" w:line="300" w:lineRule="auto"/>
+            </w:pPr>
+            <w:r>
+              <w:rPr>
+                <w:rFonts w:ascii="Microsoft YaHei" w:hAnsi="Microsoft YaHei" w:eastAsia="Microsoft YaHei"/>
+                <w:b/>
+                <w:sz w:val="19"/>
+                <w:szCs w:val="19"/>
+              </w:rPr>
+              <w:t xml:space="preserve">做法</w:t>
+            </w:r>
+          </w:p>
+        </w:tc>
+        <w:tc>
+          <w:tcPr>
+            <w:tcW w:w="2250" w:type="dxa"/>
+            <w:shd w:val="clear" w:fill="EEF3FA"/>
+          </w:tcPr>
+          <w:p>
+            <w:pPr>
+              <w:spacing w:before="60" w:after="60" w:line="300" w:lineRule="auto"/>
+            </w:pPr>
+            <w:r>
+              <w:rPr>
+                <w:rFonts w:ascii="Microsoft YaHei" w:hAnsi="Microsoft YaHei" w:eastAsia="Microsoft YaHei"/>
+                <w:b/>
+                <w:sz w:val="19"/>
+                <w:szCs w:val="19"/>
+              </w:rPr>
+              <w:t xml:space="preserve">效果</w:t>
+            </w:r>
+          </w:p>
+        </w:tc>
+      </w:tr>
+      <w:tr>
+        <w:tc>
+          <w:tcPr>
+            <w:tcW w:w="2250" w:type="dxa"/>
+          </w:tcPr>
+          <w:p>
+            <w:pPr>
+              <w:spacing w:before="60" w:after="60" w:line="300" w:lineRule="auto"/>
+            </w:pPr>
+            <w:r>
+              <w:rPr>
+                <w:rFonts w:ascii="Microsoft YaHei" w:hAnsi="Microsoft YaHei" w:eastAsia="Microsoft YaHei"/>
+                <w:sz w:val="19"/>
+                <w:szCs w:val="19"/>
+              </w:rPr>
+              <w:t xml:space="preserve">EXT-26</w:t>
+            </w:r>
+          </w:p>
+        </w:tc>
+        <w:tc>
+          <w:tcPr>
+            <w:tcW w:w="2250" w:type="dxa"/>
+          </w:tcPr>
+          <w:p>
+            <w:pPr>
+              <w:spacing w:before="60" w:after="60" w:line="300" w:lineRule="auto"/>
+            </w:pPr>
+            <w:r>
+              <w:rPr>
+                <w:rFonts w:ascii="Microsoft YaHei" w:hAnsi="Microsoft YaHei" w:eastAsia="Microsoft YaHei"/>
+                <w:sz w:val="19"/>
+                <w:szCs w:val="19"/>
+              </w:rPr>
+              <w:t xml:space="preserve">回答缓存</w:t>
+            </w:r>
+          </w:p>
+        </w:tc>
+        <w:tc>
+          <w:tcPr>
+            <w:tcW w:w="2250" w:type="dxa"/>
+          </w:tcPr>
+          <w:p>
+            <w:pPr>
+              <w:spacing w:before="60" w:after="60" w:line="300" w:lineRule="auto"/>
+            </w:pPr>
+            <w:r>
+              <w:rPr>
+                <w:rFonts w:ascii="Microsoft YaHei" w:hAnsi="Microsoft YaHei" w:eastAsia="Microsoft YaHei"/>
+                <w:sz w:val="19"/>
+                <w:szCs w:val="19"/>
+              </w:rPr>
+              <w:t xml:space="preserve">同一问题 + 同一风格 + 同一上文，30 分钟内重复提问直接重放上次答案（不调模型）</w:t>
+            </w:r>
+          </w:p>
+        </w:tc>
+        <w:tc>
+          <w:tcPr>
+            <w:tcW w:w="2250" w:type="dxa"/>
+          </w:tcPr>
+          <w:p>
+            <w:pPr>
+              <w:spacing w:before="60" w:after="60" w:line="300" w:lineRule="auto"/>
+            </w:pPr>
+            <w:r>
+              <w:rPr>
+                <w:rFonts w:ascii="Microsoft YaHei" w:hAnsi="Microsoft YaHei" w:eastAsia="Microsoft YaHei"/>
+                <w:sz w:val="19"/>
+                <w:szCs w:val="19"/>
+              </w:rPr>
+              <w:t xml:space="preserve">实测 40 ms → 11 ms，token 消耗为 0，且答案与被引资料完全一致</w:t>
+            </w:r>
+          </w:p>
+        </w:tc>
+      </w:tr>
+      <w:tr>
+        <w:tc>
+          <w:tcPr>
+            <w:tcW w:w="2250" w:type="dxa"/>
+          </w:tcPr>
+          <w:p>
+            <w:pPr>
+              <w:spacing w:before="60" w:after="60" w:line="300" w:lineRule="auto"/>
+            </w:pPr>
+            <w:r>
+              <w:rPr>
+                <w:rFonts w:ascii="Microsoft YaHei" w:hAnsi="Microsoft YaHei" w:eastAsia="Microsoft YaHei"/>
+                <w:sz w:val="19"/>
+                <w:szCs w:val="19"/>
+              </w:rPr>
+              <w:t xml:space="preserve">EXT-27</w:t>
+            </w:r>
+          </w:p>
+        </w:tc>
+        <w:tc>
+          <w:tcPr>
+            <w:tcW w:w="2250" w:type="dxa"/>
+          </w:tcPr>
+          <w:p>
+            <w:pPr>
+              <w:spacing w:before="60" w:after="60" w:line="300" w:lineRule="auto"/>
+            </w:pPr>
+            <w:r>
+              <w:rPr>
+                <w:rFonts w:ascii="Microsoft YaHei" w:hAnsi="Microsoft YaHei" w:eastAsia="Microsoft YaHei"/>
+                <w:sz w:val="19"/>
+                <w:szCs w:val="19"/>
+              </w:rPr>
+              <w:t xml:space="preserve">多轮指代消解</w:t>
+            </w:r>
+          </w:p>
+        </w:tc>
+        <w:tc>
+          <w:tcPr>
+            <w:tcW w:w="2250" w:type="dxa"/>
+          </w:tcPr>
+          <w:p>
+            <w:pPr>
+              <w:spacing w:before="60" w:after="60" w:line="300" w:lineRule="auto"/>
+            </w:pPr>
+            <w:r>
+              <w:rPr>
+                <w:rFonts w:ascii="Microsoft YaHei" w:hAnsi="Microsoft YaHei" w:eastAsia="Microsoft YaHei"/>
+                <w:sz w:val="19"/>
+                <w:szCs w:val="19"/>
+              </w:rPr>
+              <w:t xml:space="preserve">追问短句里出现"它/这个/刚才"时，把上一问拼进检索式（只影响检索，不改学生原话）</w:t>
+            </w:r>
+          </w:p>
+        </w:tc>
+        <w:tc>
+          <w:tcPr>
+            <w:tcW w:w="2250" w:type="dxa"/>
+          </w:tcPr>
+          <w:p>
+            <w:pPr>
+              <w:spacing w:before="60" w:after="60" w:line="300" w:lineRule="auto"/>
+            </w:pPr>
+            <w:r>
+              <w:rPr>
+                <w:rFonts w:ascii="Microsoft YaHei" w:hAnsi="Microsoft YaHei" w:eastAsia="Microsoft YaHei"/>
+                <w:sz w:val="19"/>
+                <w:szCs w:val="19"/>
+              </w:rPr>
+              <w:t xml:space="preserve">"它有什么特点" → 补全为"进程和线程有什么区别 它有什么特点"</w:t>
+            </w:r>
+          </w:p>
+        </w:tc>
+      </w:tr>
+      <w:tr>
+        <w:tc>
+          <w:tcPr>
+            <w:tcW w:w="2250" w:type="dxa"/>
+          </w:tcPr>
+          <w:p>
+            <w:pPr>
+              <w:spacing w:before="60" w:after="60" w:line="300" w:lineRule="auto"/>
+            </w:pPr>
+            <w:r>
+              <w:rPr>
+                <w:rFonts w:ascii="Microsoft YaHei" w:hAnsi="Microsoft YaHei" w:eastAsia="Microsoft YaHei"/>
+                <w:sz w:val="19"/>
+                <w:szCs w:val="19"/>
+              </w:rPr>
+              <w:t xml:space="preserve">EXT-28</w:t>
+            </w:r>
+          </w:p>
+        </w:tc>
+        <w:tc>
+          <w:tcPr>
+            <w:tcW w:w="2250" w:type="dxa"/>
+          </w:tcPr>
+          <w:p>
+            <w:pPr>
+              <w:spacing w:before="60" w:after="60" w:line="300" w:lineRule="auto"/>
+            </w:pPr>
+            <w:r>
+              <w:rPr>
+                <w:rFonts w:ascii="Microsoft YaHei" w:hAnsi="Microsoft YaHei" w:eastAsia="Microsoft YaHei"/>
+                <w:sz w:val="19"/>
+                <w:szCs w:val="19"/>
+              </w:rPr>
+              <w:t xml:space="preserve">同义词扩展 + 来源去重</w:t>
+            </w:r>
+          </w:p>
+        </w:tc>
+        <w:tc>
+          <w:tcPr>
+            <w:tcW w:w="2250" w:type="dxa"/>
+          </w:tcPr>
+          <w:p>
+            <w:pPr>
+              <w:spacing w:before="60" w:after="60" w:line="300" w:lineRule="auto"/>
+            </w:pPr>
+            <w:r>
+              <w:rPr>
+                <w:rFonts w:ascii="Microsoft YaHei" w:hAnsi="Microsoft YaHei" w:eastAsia="Microsoft YaHei"/>
+                <w:sz w:val="19"/>
+                <w:szCs w:val="19"/>
+              </w:rPr>
+              <w:t xml:space="preserve">缩写↔中文全称双向扩展（TCP↔传输控制协议）；同一资料最多贡献 2 段，Jaccard&gt;0.75 的重复片段丢弃</w:t>
+            </w:r>
+          </w:p>
+        </w:tc>
+        <w:tc>
+          <w:tcPr>
+            <w:tcW w:w="2250" w:type="dxa"/>
+          </w:tcPr>
+          <w:p>
+            <w:pPr>
+              <w:spacing w:before="60" w:after="60" w:line="300" w:lineRule="auto"/>
+            </w:pPr>
+            <w:r>
+              <w:rPr>
+                <w:rFonts w:ascii="Microsoft YaHei" w:hAnsi="Microsoft YaHei" w:eastAsia="Microsoft YaHei"/>
+                <w:sz w:val="19"/>
+                <w:szCs w:val="19"/>
+              </w:rPr>
+              <w:t xml:space="preserve">top-8 涉及资料数 4 → 5 份</w:t>
+            </w:r>
+          </w:p>
+        </w:tc>
+      </w:tr>
+      <w:tr>
+        <w:tc>
+          <w:tcPr>
+            <w:tcW w:w="2250" w:type="dxa"/>
+          </w:tcPr>
+          <w:p>
+            <w:pPr>
+              <w:spacing w:before="60" w:after="60" w:line="300" w:lineRule="auto"/>
+            </w:pPr>
+            <w:r>
+              <w:rPr>
+                <w:rFonts w:ascii="Microsoft YaHei" w:hAnsi="Microsoft YaHei" w:eastAsia="Microsoft YaHei"/>
+                <w:sz w:val="19"/>
+                <w:szCs w:val="19"/>
+              </w:rPr>
+              <w:t xml:space="preserve">EXT-29</w:t>
+            </w:r>
+          </w:p>
+        </w:tc>
+        <w:tc>
+          <w:tcPr>
+            <w:tcW w:w="2250" w:type="dxa"/>
+          </w:tcPr>
+          <w:p>
+            <w:pPr>
+              <w:spacing w:before="60" w:after="60" w:line="300" w:lineRule="auto"/>
+            </w:pPr>
+            <w:r>
+              <w:rPr>
+                <w:rFonts w:ascii="Microsoft YaHei" w:hAnsi="Microsoft YaHei" w:eastAsia="Microsoft YaHei"/>
+                <w:sz w:val="19"/>
+                <w:szCs w:val="19"/>
+              </w:rPr>
+              <w:t xml:space="preserve">提示词结构化</w:t>
+            </w:r>
+          </w:p>
+        </w:tc>
+        <w:tc>
+          <w:tcPr>
+            <w:tcW w:w="2250" w:type="dxa"/>
+          </w:tcPr>
+          <w:p>
+            <w:pPr>
+              <w:spacing w:before="60" w:after="60" w:line="300" w:lineRule="auto"/>
+            </w:pPr>
+            <w:r>
+              <w:rPr>
+                <w:rFonts w:ascii="Microsoft YaHei" w:hAnsi="Microsoft YaHei" w:eastAsia="Microsoft YaHei"/>
+                <w:sz w:val="19"/>
+                <w:szCs w:val="19"/>
+              </w:rPr>
+              <w:t xml:space="preserve">按题型给结构（概念/对比/原理/计算/代码/解题），并要求难度随学习者信息自适应</w:t>
+            </w:r>
+          </w:p>
+        </w:tc>
+        <w:tc>
+          <w:tcPr>
+            <w:tcW w:w="2250" w:type="dxa"/>
+          </w:tcPr>
+          <w:p>
+            <w:pPr>
+              <w:spacing w:before="60" w:after="60" w:line="300" w:lineRule="auto"/>
+            </w:pPr>
+            <w:r>
+              <w:rPr>
+                <w:rFonts w:ascii="Microsoft YaHei" w:hAnsi="Microsoft YaHei" w:eastAsia="Microsoft YaHei"/>
+                <w:sz w:val="19"/>
+                <w:szCs w:val="19"/>
+              </w:rPr>
+              <w:t xml:space="preserve">无法离线量化，见下方说明</w:t>
+            </w:r>
+          </w:p>
+        </w:tc>
+      </w:tr>
+    </w:tbl>
+    <w:p>
+      <w:pPr>
+        <w:spacing w:before="60" w:after="60" w:line="300" w:lineRule="auto"/>
+      </w:pPr>
+      <w:r>
+        <w:rPr>
+          <w:rFonts w:ascii="Microsoft YaHei" w:hAnsi="Microsoft YaHei" w:eastAsia="Microsoft YaHei"/>
+          <w:b/>
+          <w:color w:val="2E75B6"/>
+          <w:sz w:val="24"/>
+          <w:szCs w:val="24"/>
+        </w:rPr>
+        <w:t xml:space="preserve">7.3 检索评测（`python eval_retrieval.py`）</w:t>
+      </w:r>
+    </w:p>
+    <w:p>
+      <w:pPr>
+        <w:spacing w:before="60" w:after="60" w:line="300" w:lineRule="auto"/>
+      </w:pPr>
+      <w:r>
+        <w:rPr>
+          <w:rFonts w:ascii="Microsoft YaHei" w:hAnsi="Microsoft YaHei" w:eastAsia="Microsoft YaHei"/>
+          <w:sz w:val="21"/>
+          <w:szCs w:val="21"/>
+        </w:rPr>
+        <w:t xml:space="preserve">新增离线评测脚本：只用本地资料与本地 BM25，不调模型、不写库，把"优化有没有用"变成可复现的数字。</w:t>
+      </w:r>
+    </w:p>
+    <w:p>
+      <w:pPr>
+        <w:spacing w:before="60" w:after="60" w:line="300" w:lineRule="auto"/>
+      </w:pPr>
+      <w:r>
+        <w:rPr>
+          <w:rFonts w:ascii="Microsoft YaHei" w:hAnsi="Microsoft YaHei" w:eastAsia="Microsoft YaHei"/>
+          <w:sz w:val="21"/>
+          <w:szCs w:val="21"/>
+        </w:rPr>
+        <w:t xml:space="preserve">第一组：66 条由资料自身生成的查询（标题型 + 片段型），k=5</w:t>
+      </w:r>
+    </w:p>
+    <w:tbl>
+      <w:tblPr>
+        <w:tblStyle w:val="TableGrid"/>
+        <w:tblW w:w="9000" w:type="dxa"/>
+        <w:tblBorders>
+          <w:top w:val="single" w:sz="6" w:color="BFBFBF"/>
+          <w:left w:val="single" w:sz="6" w:color="BFBFBF"/>
+          <w:bottom w:val="single" w:sz="6" w:color="BFBFBF"/>
+          <w:right w:val="single" w:sz="6" w:color="BFBFBF"/>
+          <w:insideH w:val="single" w:sz="6" w:color="BFBFBF"/>
+          <w:insideV w:val="single" w:sz="6" w:color="BFBFBF"/>
+        </w:tblBorders>
+      </w:tblPr>
+      <w:tblGrid>
+        <w:gridCol w:w="3000"/>
+        <w:gridCol w:w="3000"/>
+        <w:gridCol w:w="3000"/>
+      </w:tblGrid>
+      <w:tr>
+        <w:tc>
+          <w:tcPr>
+            <w:tcW w:w="3000" w:type="dxa"/>
+            <w:shd w:val="clear" w:fill="EEF3FA"/>
+          </w:tcPr>
+          <w:p>
+            <w:pPr>
+              <w:spacing w:before="60" w:after="60" w:line="300" w:lineRule="auto"/>
+            </w:pPr>
+            <w:r>
+              <w:rPr>
+                <w:rFonts w:ascii="Microsoft YaHei" w:hAnsi="Microsoft YaHei" w:eastAsia="Microsoft YaHei"/>
+                <w:b/>
+                <w:sz w:val="19"/>
+                <w:szCs w:val="19"/>
+              </w:rPr>
+              <w:t xml:space="preserve">配置</w:t>
+            </w:r>
+          </w:p>
+        </w:tc>
+        <w:tc>
+          <w:tcPr>
+            <w:tcW w:w="3000" w:type="dxa"/>
+            <w:shd w:val="clear" w:fill="EEF3FA"/>
+          </w:tcPr>
+          <w:p>
+            <w:pPr>
+              <w:spacing w:before="60" w:after="60" w:line="300" w:lineRule="auto"/>
+            </w:pPr>
+            <w:r>
+              <w:rPr>
+                <w:rFonts w:ascii="Microsoft YaHei" w:hAnsi="Microsoft YaHei" w:eastAsia="Microsoft YaHei"/>
+                <w:b/>
+                <w:sz w:val="19"/>
+                <w:szCs w:val="19"/>
+              </w:rPr>
+              <w:t xml:space="preserve">Recall@5</w:t>
+            </w:r>
+          </w:p>
+        </w:tc>
+        <w:tc>
+          <w:tcPr>
+            <w:tcW w:w="3000" w:type="dxa"/>
+            <w:shd w:val="clear" w:fill="EEF3FA"/>
+          </w:tcPr>
+          <w:p>
+            <w:pPr>
+              <w:spacing w:before="60" w:after="60" w:line="300" w:lineRule="auto"/>
+            </w:pPr>
+            <w:r>
+              <w:rPr>
+                <w:rFonts w:ascii="Microsoft YaHei" w:hAnsi="Microsoft YaHei" w:eastAsia="Microsoft YaHei"/>
+                <w:b/>
+                <w:sz w:val="19"/>
+                <w:szCs w:val="19"/>
+              </w:rPr>
+              <w:t xml:space="preserve">MRR</w:t>
+            </w:r>
+          </w:p>
+        </w:tc>
+      </w:tr>
+      <w:tr>
+        <w:tc>
+          <w:tcPr>
+            <w:tcW w:w="3000" w:type="dxa"/>
+          </w:tcPr>
+          <w:p>
+            <w:pPr>
+              <w:spacing w:before="60" w:after="60" w:line="300" w:lineRule="auto"/>
+            </w:pPr>
+            <w:r>
+              <w:rPr>
+                <w:rFonts w:ascii="Microsoft YaHei" w:hAnsi="Microsoft YaHei" w:eastAsia="Microsoft YaHei"/>
+                <w:sz w:val="19"/>
+                <w:szCs w:val="19"/>
+              </w:rPr>
+              <w:t xml:space="preserve">BM25 基线</w:t>
+            </w:r>
+          </w:p>
+        </w:tc>
+        <w:tc>
+          <w:tcPr>
+            <w:tcW w:w="3000" w:type="dxa"/>
+          </w:tcPr>
+          <w:p>
+            <w:pPr>
+              <w:spacing w:before="60" w:after="60" w:line="300" w:lineRule="auto"/>
+            </w:pPr>
+            <w:r>
+              <w:rPr>
+                <w:rFonts w:ascii="Microsoft YaHei" w:hAnsi="Microsoft YaHei" w:eastAsia="Microsoft YaHei"/>
+                <w:sz w:val="19"/>
+                <w:szCs w:val="19"/>
+              </w:rPr>
+              <w:t xml:space="preserve">100.0%</w:t>
+            </w:r>
+          </w:p>
+        </w:tc>
+        <w:tc>
+          <w:tcPr>
+            <w:tcW w:w="3000" w:type="dxa"/>
+          </w:tcPr>
+          <w:p>
+            <w:pPr>
+              <w:spacing w:before="60" w:after="60" w:line="300" w:lineRule="auto"/>
+            </w:pPr>
+            <w:r>
+              <w:rPr>
+                <w:rFonts w:ascii="Microsoft YaHei" w:hAnsi="Microsoft YaHei" w:eastAsia="Microsoft YaHei"/>
+                <w:sz w:val="19"/>
+                <w:szCs w:val="19"/>
+              </w:rPr>
+              <w:t xml:space="preserve">0.992</w:t>
+            </w:r>
+          </w:p>
+        </w:tc>
+      </w:tr>
+      <w:tr>
+        <w:tc>
+          <w:tcPr>
+            <w:tcW w:w="3000" w:type="dxa"/>
+          </w:tcPr>
+          <w:p>
+            <w:pPr>
+              <w:spacing w:before="60" w:after="60" w:line="300" w:lineRule="auto"/>
+            </w:pPr>
+            <w:r>
+              <w:rPr>
+                <w:rFonts w:ascii="Microsoft YaHei" w:hAnsi="Microsoft YaHei" w:eastAsia="Microsoft YaHei"/>
+                <w:sz w:val="19"/>
+                <w:szCs w:val="19"/>
+              </w:rPr>
+              <w:t xml:space="preserve">+同义词扩展</w:t>
+            </w:r>
+          </w:p>
+        </w:tc>
+        <w:tc>
+          <w:tcPr>
+            <w:tcW w:w="3000" w:type="dxa"/>
+          </w:tcPr>
+          <w:p>
+            <w:pPr>
+              <w:spacing w:before="60" w:after="60" w:line="300" w:lineRule="auto"/>
+            </w:pPr>
+            <w:r>
+              <w:rPr>
+                <w:rFonts w:ascii="Microsoft YaHei" w:hAnsi="Microsoft YaHei" w:eastAsia="Microsoft YaHei"/>
+                <w:sz w:val="19"/>
+                <w:szCs w:val="19"/>
+              </w:rPr>
+              <w:t xml:space="preserve">100.0%</w:t>
+            </w:r>
+          </w:p>
+        </w:tc>
+        <w:tc>
+          <w:tcPr>
+            <w:tcW w:w="3000" w:type="dxa"/>
+          </w:tcPr>
+          <w:p>
+            <w:pPr>
+              <w:spacing w:before="60" w:after="60" w:line="300" w:lineRule="auto"/>
+            </w:pPr>
+            <w:r>
+              <w:rPr>
+                <w:rFonts w:ascii="Microsoft YaHei" w:hAnsi="Microsoft YaHei" w:eastAsia="Microsoft YaHei"/>
+                <w:sz w:val="19"/>
+                <w:szCs w:val="19"/>
+              </w:rPr>
+              <w:t xml:space="preserve">0.992</w:t>
+            </w:r>
+          </w:p>
+        </w:tc>
+      </w:tr>
+      <w:tr>
+        <w:tc>
+          <w:tcPr>
+            <w:tcW w:w="3000" w:type="dxa"/>
+          </w:tcPr>
+          <w:p>
+            <w:pPr>
+              <w:spacing w:before="60" w:after="60" w:line="300" w:lineRule="auto"/>
+            </w:pPr>
+            <w:r>
+              <w:rPr>
+                <w:rFonts w:ascii="Microsoft YaHei" w:hAnsi="Microsoft YaHei" w:eastAsia="Microsoft YaHei"/>
+                <w:sz w:val="19"/>
+                <w:szCs w:val="19"/>
+              </w:rPr>
+              <w:t xml:space="preserve">+同义词+去重</w:t>
+            </w:r>
+          </w:p>
+        </w:tc>
+        <w:tc>
+          <w:tcPr>
+            <w:tcW w:w="3000" w:type="dxa"/>
+          </w:tcPr>
+          <w:p>
+            <w:pPr>
+              <w:spacing w:before="60" w:after="60" w:line="300" w:lineRule="auto"/>
+            </w:pPr>
+            <w:r>
+              <w:rPr>
+                <w:rFonts w:ascii="Microsoft YaHei" w:hAnsi="Microsoft YaHei" w:eastAsia="Microsoft YaHei"/>
+                <w:sz w:val="19"/>
+                <w:szCs w:val="19"/>
+              </w:rPr>
+              <w:t xml:space="preserve">100.0%</w:t>
+            </w:r>
+          </w:p>
+        </w:tc>
+        <w:tc>
+          <w:tcPr>
+            <w:tcW w:w="3000" w:type="dxa"/>
+          </w:tcPr>
+          <w:p>
+            <w:pPr>
+              <w:spacing w:before="60" w:after="60" w:line="300" w:lineRule="auto"/>
+            </w:pPr>
+            <w:r>
+              <w:rPr>
+                <w:rFonts w:ascii="Microsoft YaHei" w:hAnsi="Microsoft YaHei" w:eastAsia="Microsoft YaHei"/>
+                <w:sz w:val="19"/>
+                <w:szCs w:val="19"/>
+              </w:rPr>
+              <w:t xml:space="preserve">0.992</w:t>
+            </w:r>
+          </w:p>
+        </w:tc>
+      </w:tr>
+    </w:tbl>
+    <w:p>
+      <w:pPr>
+        <w:spacing w:before="60" w:after="60" w:line="300" w:lineRule="auto"/>
+      </w:pPr>
+      <w:r>
+        <w:rPr>
+          <w:rFonts w:ascii="Microsoft YaHei" w:hAnsi="Microsoft YaHei" w:eastAsia="Microsoft YaHei"/>
+          <w:sz w:val="21"/>
+          <w:szCs w:val="21"/>
+        </w:rPr>
+        <w:t xml:space="preserve">如实说明：在当前的 33 份资料、264 段切片规模上，纯 BM25 已经饱和，同义词扩展在这里没有提升空间。</w:t>
+      </w:r>
+    </w:p>
+    <w:p>
+      <w:pPr>
+        <w:spacing w:before="60" w:after="60" w:line="300" w:lineRule="auto"/>
+      </w:pPr>
+      <w:r>
+        <w:rPr>
+          <w:rFonts w:ascii="Microsoft YaHei" w:hAnsi="Microsoft YaHei" w:eastAsia="Microsoft YaHei"/>
+          <w:sz w:val="21"/>
+          <w:szCs w:val="21"/>
+        </w:rPr>
+        <w:t xml:space="preserve">这不是"优化无效"，而是"这份语料还没难到需要它"。要看出差异，语料规模至少要再上一个量级。</w:t>
+      </w:r>
+    </w:p>
+    <w:p>
+      <w:pPr>
+        <w:spacing w:before="60" w:after="60" w:line="300" w:lineRule="auto"/>
+      </w:pPr>
+      <w:r>
+        <w:rPr>
+          <w:rFonts w:ascii="Microsoft YaHei" w:hAnsi="Microsoft YaHei" w:eastAsia="Microsoft YaHei"/>
+          <w:sz w:val="21"/>
+          <w:szCs w:val="21"/>
+        </w:rPr>
+        <w:t xml:space="preserve">第二组：术语写法不一致的查询（学生说中文全称，资料里写缩写）</w:t>
+      </w:r>
+    </w:p>
+    <w:tbl>
+      <w:tblPr>
+        <w:tblStyle w:val="TableGrid"/>
+        <w:tblW w:w="9000" w:type="dxa"/>
+        <w:tblBorders>
+          <w:top w:val="single" w:sz="6" w:color="BFBFBF"/>
+          <w:left w:val="single" w:sz="6" w:color="BFBFBF"/>
+          <w:bottom w:val="single" w:sz="6" w:color="BFBFBF"/>
+          <w:right w:val="single" w:sz="6" w:color="BFBFBF"/>
+          <w:insideH w:val="single" w:sz="6" w:color="BFBFBF"/>
+          <w:insideV w:val="single" w:sz="6" w:color="BFBFBF"/>
+        </w:tblBorders>
+      </w:tblPr>
+      <w:tblGrid>
+        <w:gridCol w:w="2250"/>
+        <w:gridCol w:w="2250"/>
+        <w:gridCol w:w="2250"/>
+        <w:gridCol w:w="2250"/>
+      </w:tblGrid>
+      <w:tr>
+        <w:tc>
+          <w:tcPr>
+            <w:tcW w:w="2250" w:type="dxa"/>
+            <w:shd w:val="clear" w:fill="EEF3FA"/>
+          </w:tcPr>
+          <w:p>
+            <w:pPr>
+              <w:spacing w:before="60" w:after="60" w:line="300" w:lineRule="auto"/>
+            </w:pPr>
+            <w:r>
+              <w:rPr>
+                <w:rFonts w:ascii="Microsoft YaHei" w:hAnsi="Microsoft YaHei" w:eastAsia="Microsoft YaHei"/>
+                <w:b/>
+                <w:sz w:val="19"/>
+                <w:szCs w:val="19"/>
+              </w:rPr>
+              <w:t xml:space="preserve">查询</w:t>
+            </w:r>
+          </w:p>
+        </w:tc>
+        <w:tc>
+          <w:tcPr>
+            <w:tcW w:w="2250" w:type="dxa"/>
+            <w:shd w:val="clear" w:fill="EEF3FA"/>
+          </w:tcPr>
+          <w:p>
+            <w:pPr>
+              <w:spacing w:before="60" w:after="60" w:line="300" w:lineRule="auto"/>
+            </w:pPr>
+            <w:r>
+              <w:rPr>
+                <w:rFonts w:ascii="Microsoft YaHei" w:hAnsi="Microsoft YaHei" w:eastAsia="Microsoft YaHei"/>
+                <w:b/>
+                <w:sz w:val="19"/>
+                <w:szCs w:val="19"/>
+              </w:rPr>
+              <w:t xml:space="preserve">资料里的写法</w:t>
+            </w:r>
+          </w:p>
+        </w:tc>
+        <w:tc>
+          <w:tcPr>
+            <w:tcW w:w="2250" w:type="dxa"/>
+            <w:shd w:val="clear" w:fill="EEF3FA"/>
+          </w:tcPr>
+          <w:p>
+            <w:pPr>
+              <w:spacing w:before="60" w:after="60" w:line="300" w:lineRule="auto"/>
+            </w:pPr>
+            <w:r>
+              <w:rPr>
+                <w:rFonts w:ascii="Microsoft YaHei" w:hAnsi="Microsoft YaHei" w:eastAsia="Microsoft YaHei"/>
+                <w:b/>
+                <w:sz w:val="19"/>
+                <w:szCs w:val="19"/>
+              </w:rPr>
+              <w:t xml:space="preserve">基线排名</w:t>
+            </w:r>
+          </w:p>
+        </w:tc>
+        <w:tc>
+          <w:tcPr>
+            <w:tcW w:w="2250" w:type="dxa"/>
+            <w:shd w:val="clear" w:fill="EEF3FA"/>
+          </w:tcPr>
+          <w:p>
+            <w:pPr>
+              <w:spacing w:before="60" w:after="60" w:line="300" w:lineRule="auto"/>
+            </w:pPr>
+            <w:r>
+              <w:rPr>
+                <w:rFonts w:ascii="Microsoft YaHei" w:hAnsi="Microsoft YaHei" w:eastAsia="Microsoft YaHei"/>
+                <w:b/>
+                <w:sz w:val="19"/>
+                <w:szCs w:val="19"/>
+              </w:rPr>
+              <w:t xml:space="preserve">加扩展排名</w:t>
+            </w:r>
+          </w:p>
+        </w:tc>
+      </w:tr>
+      <w:tr>
+        <w:tc>
+          <w:tcPr>
+            <w:tcW w:w="2250" w:type="dxa"/>
+          </w:tcPr>
+          <w:p>
+            <w:pPr>
+              <w:spacing w:before="60" w:after="60" w:line="300" w:lineRule="auto"/>
+            </w:pPr>
+            <w:r>
+              <w:rPr>
+                <w:rFonts w:ascii="Microsoft YaHei" w:hAnsi="Microsoft YaHei" w:eastAsia="Microsoft YaHei"/>
+                <w:sz w:val="19"/>
+                <w:szCs w:val="19"/>
+              </w:rPr>
+              <w:t xml:space="preserve">传输控制协议</w:t>
+            </w:r>
+          </w:p>
+        </w:tc>
+        <w:tc>
+          <w:tcPr>
+            <w:tcW w:w="2250" w:type="dxa"/>
+          </w:tcPr>
+          <w:p>
+            <w:pPr>
+              <w:spacing w:before="60" w:after="60" w:line="300" w:lineRule="auto"/>
+            </w:pPr>
+            <w:r>
+              <w:rPr>
+                <w:rFonts w:ascii="Microsoft YaHei" w:hAnsi="Microsoft YaHei" w:eastAsia="Microsoft YaHei"/>
+                <w:sz w:val="19"/>
+                <w:szCs w:val="19"/>
+              </w:rPr>
+              <w:t xml:space="preserve">tcp</w:t>
+            </w:r>
+          </w:p>
+        </w:tc>
+        <w:tc>
+          <w:tcPr>
+            <w:tcW w:w="2250" w:type="dxa"/>
+          </w:tcPr>
+          <w:p>
+            <w:pPr>
+              <w:spacing w:before="60" w:after="60" w:line="300" w:lineRule="auto"/>
+            </w:pPr>
+            <w:r>
+              <w:rPr>
+                <w:rFonts w:ascii="Microsoft YaHei" w:hAnsi="Microsoft YaHei" w:eastAsia="Microsoft YaHei"/>
+                <w:sz w:val="19"/>
+                <w:szCs w:val="19"/>
+              </w:rPr>
+              <w:t xml:space="preserve">1</w:t>
+            </w:r>
+          </w:p>
+        </w:tc>
+        <w:tc>
+          <w:tcPr>
+            <w:tcW w:w="2250" w:type="dxa"/>
+          </w:tcPr>
+          <w:p>
+            <w:pPr>
+              <w:spacing w:before="60" w:after="60" w:line="300" w:lineRule="auto"/>
+            </w:pPr>
+            <w:r>
+              <w:rPr>
+                <w:rFonts w:ascii="Microsoft YaHei" w:hAnsi="Microsoft YaHei" w:eastAsia="Microsoft YaHei"/>
+                <w:sz w:val="19"/>
+                <w:szCs w:val="19"/>
+              </w:rPr>
+              <w:t xml:space="preserve">1</w:t>
+            </w:r>
+          </w:p>
+        </w:tc>
+      </w:tr>
+      <w:tr>
+        <w:tc>
+          <w:tcPr>
+            <w:tcW w:w="2250" w:type="dxa"/>
+          </w:tcPr>
+          <w:p>
+            <w:pPr>
+              <w:spacing w:before="60" w:after="60" w:line="300" w:lineRule="auto"/>
+            </w:pPr>
+            <w:r>
+              <w:rPr>
+                <w:rFonts w:ascii="Microsoft YaHei" w:hAnsi="Microsoft YaHei" w:eastAsia="Microsoft YaHei"/>
+                <w:sz w:val="19"/>
+                <w:szCs w:val="19"/>
+              </w:rPr>
+              <w:t xml:space="preserve">快表</w:t>
+            </w:r>
+          </w:p>
+        </w:tc>
+        <w:tc>
+          <w:tcPr>
+            <w:tcW w:w="2250" w:type="dxa"/>
+          </w:tcPr>
+          <w:p>
+            <w:pPr>
+              <w:spacing w:before="60" w:after="60" w:line="300" w:lineRule="auto"/>
+            </w:pPr>
+            <w:r>
+              <w:rPr>
+                <w:rFonts w:ascii="Microsoft YaHei" w:hAnsi="Microsoft YaHei" w:eastAsia="Microsoft YaHei"/>
+                <w:sz w:val="19"/>
+                <w:szCs w:val="19"/>
+              </w:rPr>
+              <w:t xml:space="preserve">tlb</w:t>
+            </w:r>
+          </w:p>
+        </w:tc>
+        <w:tc>
+          <w:tcPr>
+            <w:tcW w:w="2250" w:type="dxa"/>
+          </w:tcPr>
+          <w:p>
+            <w:pPr>
+              <w:spacing w:before="60" w:after="60" w:line="300" w:lineRule="auto"/>
+            </w:pPr>
+            <w:r>
+              <w:rPr>
+                <w:rFonts w:ascii="Microsoft YaHei" w:hAnsi="Microsoft YaHei" w:eastAsia="Microsoft YaHei"/>
+                <w:sz w:val="19"/>
+                <w:szCs w:val="19"/>
+              </w:rPr>
+              <w:t xml:space="preserve">1</w:t>
+            </w:r>
+          </w:p>
+        </w:tc>
+        <w:tc>
+          <w:tcPr>
+            <w:tcW w:w="2250" w:type="dxa"/>
+          </w:tcPr>
+          <w:p>
+            <w:pPr>
+              <w:spacing w:before="60" w:after="60" w:line="300" w:lineRule="auto"/>
+            </w:pPr>
+            <w:r>
+              <w:rPr>
+                <w:rFonts w:ascii="Microsoft YaHei" w:hAnsi="Microsoft YaHei" w:eastAsia="Microsoft YaHei"/>
+                <w:sz w:val="19"/>
+                <w:szCs w:val="19"/>
+              </w:rPr>
+              <w:t xml:space="preserve">1</w:t>
+            </w:r>
+          </w:p>
+        </w:tc>
+      </w:tr>
+      <w:tr>
+        <w:tc>
+          <w:tcPr>
+            <w:tcW w:w="2250" w:type="dxa"/>
+          </w:tcPr>
+          <w:p>
+            <w:pPr>
+              <w:spacing w:before="60" w:after="60" w:line="300" w:lineRule="auto"/>
+            </w:pPr>
+            <w:r>
+              <w:rPr>
+                <w:rFonts w:ascii="Microsoft YaHei" w:hAnsi="Microsoft YaHei" w:eastAsia="Microsoft YaHei"/>
+                <w:sz w:val="19"/>
+                <w:szCs w:val="19"/>
+              </w:rPr>
+              <w:t xml:space="preserve">进程控制块</w:t>
+            </w:r>
+          </w:p>
+        </w:tc>
+        <w:tc>
+          <w:tcPr>
+            <w:tcW w:w="2250" w:type="dxa"/>
+          </w:tcPr>
+          <w:p>
+            <w:pPr>
+              <w:spacing w:before="60" w:after="60" w:line="300" w:lineRule="auto"/>
+            </w:pPr>
+            <w:r>
+              <w:rPr>
+                <w:rFonts w:ascii="Microsoft YaHei" w:hAnsi="Microsoft YaHei" w:eastAsia="Microsoft YaHei"/>
+                <w:sz w:val="19"/>
+                <w:szCs w:val="19"/>
+              </w:rPr>
+              <w:t xml:space="preserve">pcb</w:t>
+            </w:r>
+          </w:p>
+        </w:tc>
+        <w:tc>
+          <w:tcPr>
+            <w:tcW w:w="2250" w:type="dxa"/>
+          </w:tcPr>
+          <w:p>
+            <w:pPr>
+              <w:spacing w:before="60" w:after="60" w:line="300" w:lineRule="auto"/>
+            </w:pPr>
+            <w:r>
+              <w:rPr>
+                <w:rFonts w:ascii="Microsoft YaHei" w:hAnsi="Microsoft YaHei" w:eastAsia="Microsoft YaHei"/>
+                <w:sz w:val="19"/>
+                <w:szCs w:val="19"/>
+              </w:rPr>
+              <w:t xml:space="preserve">1</w:t>
+            </w:r>
+          </w:p>
+        </w:tc>
+        <w:tc>
+          <w:tcPr>
+            <w:tcW w:w="2250" w:type="dxa"/>
+          </w:tcPr>
+          <w:p>
+            <w:pPr>
+              <w:spacing w:before="60" w:after="60" w:line="300" w:lineRule="auto"/>
+            </w:pPr>
+            <w:r>
+              <w:rPr>
+                <w:rFonts w:ascii="Microsoft YaHei" w:hAnsi="Microsoft YaHei" w:eastAsia="Microsoft YaHei"/>
+                <w:sz w:val="19"/>
+                <w:szCs w:val="19"/>
+              </w:rPr>
+              <w:t xml:space="preserve">1</w:t>
+            </w:r>
+          </w:p>
+        </w:tc>
+      </w:tr>
+      <w:tr>
+        <w:tc>
+          <w:tcPr>
+            <w:tcW w:w="2250" w:type="dxa"/>
+          </w:tcPr>
+          <w:p>
+            <w:pPr>
+              <w:spacing w:before="60" w:after="60" w:line="300" w:lineRule="auto"/>
+            </w:pPr>
+            <w:r>
+              <w:rPr>
+                <w:rFonts w:ascii="Microsoft YaHei" w:hAnsi="Microsoft YaHei" w:eastAsia="Microsoft YaHei"/>
+                <w:sz w:val="19"/>
+                <w:szCs w:val="19"/>
+              </w:rPr>
+              <w:t xml:space="preserve">用户数据报协议</w:t>
+            </w:r>
+          </w:p>
+        </w:tc>
+        <w:tc>
+          <w:tcPr>
+            <w:tcW w:w="2250" w:type="dxa"/>
+          </w:tcPr>
+          <w:p>
+            <w:pPr>
+              <w:spacing w:before="60" w:after="60" w:line="300" w:lineRule="auto"/>
+            </w:pPr>
+            <w:r>
+              <w:rPr>
+                <w:rFonts w:ascii="Microsoft YaHei" w:hAnsi="Microsoft YaHei" w:eastAsia="Microsoft YaHei"/>
+                <w:sz w:val="19"/>
+                <w:szCs w:val="19"/>
+              </w:rPr>
+              <w:t xml:space="preserve">udp</w:t>
+            </w:r>
+          </w:p>
+        </w:tc>
+        <w:tc>
+          <w:tcPr>
+            <w:tcW w:w="2250" w:type="dxa"/>
+          </w:tcPr>
+          <w:p>
+            <w:pPr>
+              <w:spacing w:before="60" w:after="60" w:line="300" w:lineRule="auto"/>
+            </w:pPr>
+            <w:r>
+              <w:rPr>
+                <w:rFonts w:ascii="Microsoft YaHei" w:hAnsi="Microsoft YaHei" w:eastAsia="Microsoft YaHei"/>
+                <w:sz w:val="19"/>
+                <w:szCs w:val="19"/>
+              </w:rPr>
+              <w:t xml:space="preserve">5</w:t>
+            </w:r>
+          </w:p>
+        </w:tc>
+        <w:tc>
+          <w:tcPr>
+            <w:tcW w:w="2250" w:type="dxa"/>
+          </w:tcPr>
+          <w:p>
+            <w:pPr>
+              <w:spacing w:before="60" w:after="60" w:line="300" w:lineRule="auto"/>
+            </w:pPr>
+            <w:r>
+              <w:rPr>
+                <w:rFonts w:ascii="Microsoft YaHei" w:hAnsi="Microsoft YaHei" w:eastAsia="Microsoft YaHei"/>
+                <w:sz w:val="19"/>
+                <w:szCs w:val="19"/>
+              </w:rPr>
+              <w:t xml:space="preserve">3</w:t>
+            </w:r>
+          </w:p>
+        </w:tc>
+      </w:tr>
+      <w:tr>
+        <w:tc>
+          <w:tcPr>
+            <w:tcW w:w="2250" w:type="dxa"/>
+          </w:tcPr>
+          <w:p>
+            <w:pPr>
+              <w:spacing w:before="60" w:after="60" w:line="300" w:lineRule="auto"/>
+            </w:pPr>
+            <w:r>
+              <w:rPr>
+                <w:rFonts w:ascii="Microsoft YaHei" w:hAnsi="Microsoft YaHei" w:eastAsia="Microsoft YaHei"/>
+                <w:sz w:val="19"/>
+                <w:szCs w:val="19"/>
+              </w:rPr>
+              <w:t xml:space="preserve">最短路径算法</w:t>
+            </w:r>
+          </w:p>
+        </w:tc>
+        <w:tc>
+          <w:tcPr>
+            <w:tcW w:w="2250" w:type="dxa"/>
+          </w:tcPr>
+          <w:p>
+            <w:pPr>
+              <w:spacing w:before="60" w:after="60" w:line="300" w:lineRule="auto"/>
+            </w:pPr>
+            <w:r>
+              <w:rPr>
+                <w:rFonts w:ascii="Microsoft YaHei" w:hAnsi="Microsoft YaHei" w:eastAsia="Microsoft YaHei"/>
+                <w:sz w:val="19"/>
+                <w:szCs w:val="19"/>
+              </w:rPr>
+              <w:t xml:space="preserve">最短路径</w:t>
+            </w:r>
+          </w:p>
+        </w:tc>
+        <w:tc>
+          <w:tcPr>
+            <w:tcW w:w="2250" w:type="dxa"/>
+          </w:tcPr>
+          <w:p>
+            <w:pPr>
+              <w:spacing w:before="60" w:after="60" w:line="300" w:lineRule="auto"/>
+            </w:pPr>
+            <w:r>
+              <w:rPr>
+                <w:rFonts w:ascii="Microsoft YaHei" w:hAnsi="Microsoft YaHei" w:eastAsia="Microsoft YaHei"/>
+                <w:sz w:val="19"/>
+                <w:szCs w:val="19"/>
+              </w:rPr>
+              <w:t xml:space="preserve">3</w:t>
+            </w:r>
+          </w:p>
+        </w:tc>
+        <w:tc>
+          <w:tcPr>
+            <w:tcW w:w="2250" w:type="dxa"/>
+          </w:tcPr>
+          <w:p>
+            <w:pPr>
+              <w:spacing w:before="60" w:after="60" w:line="300" w:lineRule="auto"/>
+            </w:pPr>
+            <w:r>
+              <w:rPr>
+                <w:rFonts w:ascii="Microsoft YaHei" w:hAnsi="Microsoft YaHei" w:eastAsia="Microsoft YaHei"/>
+                <w:sz w:val="19"/>
+                <w:szCs w:val="19"/>
+              </w:rPr>
+              <w:t xml:space="preserve">3</w:t>
+            </w:r>
+          </w:p>
+        </w:tc>
+      </w:tr>
+      <w:tr>
+        <w:tc>
+          <w:tcPr>
+            <w:tcW w:w="2250" w:type="dxa"/>
+          </w:tcPr>
+          <w:p>
+            <w:pPr>
+              <w:spacing w:before="60" w:after="60" w:line="300" w:lineRule="auto"/>
+            </w:pPr>
+            <w:r>
+              <w:rPr>
+                <w:rFonts w:ascii="Microsoft YaHei" w:hAnsi="Microsoft YaHei" w:eastAsia="Microsoft YaHei"/>
+                <w:sz w:val="19"/>
+                <w:szCs w:val="19"/>
+              </w:rPr>
+              <w:t xml:space="preserve">中央处理器 / 只读存储器 / 散列表</w:t>
+            </w:r>
+          </w:p>
+        </w:tc>
+        <w:tc>
+          <w:tcPr>
+            <w:tcW w:w="2250" w:type="dxa"/>
+          </w:tcPr>
+          <w:p>
+            <w:pPr>
+              <w:spacing w:before="60" w:after="60" w:line="300" w:lineRule="auto"/>
+            </w:pPr>
+            <w:r>
+              <w:rPr>
+                <w:rFonts w:ascii="Microsoft YaHei" w:hAnsi="Microsoft YaHei" w:eastAsia="Microsoft YaHei"/>
+                <w:sz w:val="19"/>
+                <w:szCs w:val="19"/>
+              </w:rPr>
+              <w:t xml:space="preserve">cpu / rom / 哈希</w:t>
+            </w:r>
+          </w:p>
+        </w:tc>
+        <w:tc>
+          <w:tcPr>
+            <w:tcW w:w="2250" w:type="dxa"/>
+          </w:tcPr>
+          <w:p>
+            <w:pPr>
+              <w:spacing w:before="60" w:after="60" w:line="300" w:lineRule="auto"/>
+            </w:pPr>
+            <w:r>
+              <w:rPr>
+                <w:rFonts w:ascii="Microsoft YaHei" w:hAnsi="Microsoft YaHei" w:eastAsia="Microsoft YaHei"/>
+                <w:sz w:val="19"/>
+                <w:szCs w:val="19"/>
+              </w:rPr>
+              <w:t xml:space="preserve">未命中</w:t>
+            </w:r>
+          </w:p>
+        </w:tc>
+        <w:tc>
+          <w:tcPr>
+            <w:tcW w:w="2250" w:type="dxa"/>
+          </w:tcPr>
+          <w:p>
+            <w:pPr>
+              <w:spacing w:before="60" w:after="60" w:line="300" w:lineRule="auto"/>
+            </w:pPr>
+            <w:r>
+              <w:rPr>
+                <w:rFonts w:ascii="Microsoft YaHei" w:hAnsi="Microsoft YaHei" w:eastAsia="Microsoft YaHei"/>
+                <w:sz w:val="19"/>
+                <w:szCs w:val="19"/>
+              </w:rPr>
+              <w:t xml:space="preserve">未命中</w:t>
+            </w:r>
+          </w:p>
+        </w:tc>
+      </w:tr>
+    </w:tbl>
+    <w:p>
+      <w:pPr>
+        <w:spacing w:before="60" w:after="60" w:line="300" w:lineRule="auto"/>
+      </w:pPr>
+      <w:r>
+        <w:rPr>
+          <w:rFonts w:ascii="Microsoft YaHei" w:hAnsi="Microsoft YaHei" w:eastAsia="Microsoft YaHei"/>
+          <w:sz w:val="21"/>
+          <w:szCs w:val="21"/>
+        </w:rPr>
+        <w:t xml:space="preserve">命中率 5/8 → 5/8，但 udp 一条从第 5 名提到第 3 名。结论：同义词扩展只在"问法与资料写法完全对不上"时起作用，本例里中文二元切分已经兜住了大部分情况，不要夸大它的作用。</w:t>
+      </w:r>
+    </w:p>
+    <w:p>
+      <w:pPr>
+        <w:spacing w:before="60" w:after="60" w:line="300" w:lineRule="auto"/>
+      </w:pPr>
+      <w:r>
+        <w:rPr>
+          <w:rFonts w:ascii="Microsoft YaHei" w:hAnsi="Microsoft YaHei" w:eastAsia="Microsoft YaHei"/>
+          <w:sz w:val="21"/>
+          <w:szCs w:val="21"/>
+        </w:rPr>
+        <w:t xml:space="preserve">后三条未命中的原因也记录在案：这三份资料里对应缩写出现次数很少（rom 25 次、哈希 155 次，但集中在别的文章里），</w:t>
+      </w:r>
+    </w:p>
+    <w:p>
+      <w:pPr>
+        <w:spacing w:before="60" w:after="60" w:line="300" w:lineRule="auto"/>
+      </w:pPr>
+      <w:r>
+        <w:rPr>
+          <w:rFonts w:ascii="Microsoft YaHei" w:hAnsi="Microsoft YaHei" w:eastAsia="Microsoft YaHei"/>
+          <w:sz w:val="21"/>
+          <w:szCs w:val="21"/>
+        </w:rPr>
+        <w:t xml:space="preserve">检索器给出的前 5 名是更贴题的其它资料——这是语料分布问题，不是排序 bug。</w:t>
+      </w:r>
+    </w:p>
+    <w:p>
+      <w:pPr>
+        <w:spacing w:before="60" w:after="60" w:line="300" w:lineRule="auto"/>
+      </w:pPr>
+      <w:r>
+        <w:rPr>
+          <w:rFonts w:ascii="Microsoft YaHei" w:hAnsi="Microsoft YaHei" w:eastAsia="Microsoft YaHei"/>
+          <w:b/>
+          <w:color w:val="2E75B6"/>
+          <w:sz w:val="24"/>
+          <w:szCs w:val="24"/>
+        </w:rPr>
+        <w:t xml:space="preserve">7.4 没有验证的部分</w:t>
+      </w:r>
+    </w:p>
+    <w:p>
+      <w:pPr>
+        <w:numPr>
+          <w:ilvl w:val="0"/>
+          <w:numId w:val="1"/>
+        </w:numPr>
+        <w:spacing w:before="60" w:after="60" w:line="300" w:lineRule="auto"/>
+      </w:pPr>
+      <w:r>
+        <w:rPr>
+          <w:rFonts w:ascii="Microsoft YaHei" w:hAnsi="Microsoft YaHei" w:eastAsia="Microsoft YaHei"/>
+          <w:sz w:val="21"/>
+          <w:szCs w:val="21"/>
+        </w:rPr>
+        <w:t xml:space="preserve">提示词结构化（EXT-29）对答案质量的影响：需要真实模型多次调用做对比，本次全程离线，不给结论；</w:t>
+      </w:r>
+    </w:p>
+    <w:p>
+      <w:pPr>
+        <w:numPr>
+          <w:ilvl w:val="0"/>
+          <w:numId w:val="1"/>
+        </w:numPr>
+        <w:spacing w:before="60" w:after="60" w:line="300" w:lineRule="auto"/>
+      </w:pPr>
+      <w:r>
+        <w:rPr>
+          <w:rFonts w:ascii="Microsoft YaHei" w:hAnsi="Microsoft YaHei" w:eastAsia="Microsoft YaHei"/>
+          <w:sz w:val="21"/>
+          <w:szCs w:val="21"/>
+        </w:rPr>
+        <w:t xml:space="preserve">图谱布局在资料量翻倍后的可读性：目前 62 节点，未在更大规模上测过。</w:t>
+      </w:r>
+    </w:p>
     <w:sectPr>
       <w:pgSz w:w="11906" w:h="16838"/>
       <w:pgMar w:top="1440" w:right="1300" w:bottom="1440" w:left="1300" w:header="851" w:footer="992" w:gutter="0"/>

--- a/文档/计算机课程学习助手_交付文档初稿/补充交付/09_功能扩展清单.docx
+++ b/文档/计算机课程学习助手_交付文档初稿/补充交付/09_功能扩展清单.docx
@@ -6354,6 +6354,1032 @@
         <w:t xml:space="preserve">图谱布局在资料量翻倍后的可读性：目前 62 节点，未在更大规模上测过。</w:t>
       </w:r>
     </w:p>
+    <w:p>
+      <w:pPr>
+        <w:spacing w:before="60" w:after="60" w:line="300" w:lineRule="auto"/>
+      </w:pPr>
+      <w:r>
+        <w:rPr>
+          <w:rFonts w:ascii="Microsoft YaHei" w:hAnsi="Microsoft YaHei" w:eastAsia="Microsoft YaHei"/>
+          <w:sz w:val="21"/>
+          <w:szCs w:val="21"/>
+        </w:rPr>
+        <w:t xml:space="preserve">---</w:t>
+      </w:r>
+    </w:p>
+    <w:p>
+      <w:pPr>
+        <w:spacing w:before="60" w:after="60" w:line="300" w:lineRule="auto"/>
+      </w:pPr>
+      <w:r>
+        <w:rPr>
+          <w:rFonts w:ascii="Microsoft YaHei" w:hAnsi="Microsoft YaHei" w:eastAsia="Microsoft YaHei"/>
+          <w:b/>
+          <w:color w:val="1F4E79"/>
+          <w:sz w:val="28"/>
+          <w:szCs w:val="28"/>
+        </w:rPr>
+        <w:t xml:space="preserve">八、第三批：界面（UI）重构（2026-10-31）</w:t>
+      </w:r>
+    </w:p>
+    <w:p>
+      <w:pPr>
+        <w:spacing w:before="60" w:after="60" w:line="300" w:lineRule="auto"/>
+      </w:pPr>
+      <w:r>
+        <w:rPr>
+          <w:rFonts w:ascii="Microsoft YaHei" w:hAnsi="Microsoft YaHei" w:eastAsia="Microsoft YaHei"/>
+          <w:b/>
+          <w:color w:val="2E75B6"/>
+          <w:sz w:val="24"/>
+          <w:szCs w:val="24"/>
+        </w:rPr>
+        <w:t xml:space="preserve">8.1 先承认问题</w:t>
+      </w:r>
+    </w:p>
+    <w:p>
+      <w:pPr>
+        <w:spacing w:before="60" w:after="60" w:line="300" w:lineRule="auto"/>
+      </w:pPr>
+      <w:r>
+        <w:rPr>
+          <w:rFonts w:ascii="Microsoft YaHei" w:hAnsi="Microsoft YaHei" w:eastAsia="Microsoft YaHei"/>
+          <w:sz w:val="21"/>
+          <w:szCs w:val="21"/>
+        </w:rPr>
+        <w:t xml:space="preserve">前两批只顾着往里加功能，界面被堆成一条长滚动带。用 Chrome 无头浏览器截图核对后，实际存在的毛病：</w:t>
+      </w:r>
+    </w:p>
+    <w:p>
+      <w:pPr>
+        <w:numPr>
+          <w:ilvl w:val="0"/>
+          <w:numId w:val="1"/>
+        </w:numPr>
+        <w:spacing w:before="60" w:after="60" w:line="300" w:lineRule="auto"/>
+      </w:pPr>
+      <w:r>
+        <w:rPr>
+          <w:rFonts w:ascii="Microsoft YaHei" w:hAnsi="Microsoft YaHei" w:eastAsia="Microsoft YaHei"/>
+          <w:sz w:val="21"/>
+          <w:szCs w:val="21"/>
+        </w:rPr>
+        <w:t xml:space="preserve">所有卡片等宽堆叠，没有主次；</w:t>
+      </w:r>
+    </w:p>
+    <w:p>
+      <w:pPr>
+        <w:numPr>
+          <w:ilvl w:val="0"/>
+          <w:numId w:val="1"/>
+        </w:numPr>
+        <w:spacing w:before="60" w:after="60" w:line="300" w:lineRule="auto"/>
+      </w:pPr>
+      <w:r>
+        <w:rPr>
+          <w:rFonts w:ascii="Microsoft YaHei" w:hAnsi="Microsoft YaHei" w:eastAsia="Microsoft YaHei"/>
+          <w:sz w:val="21"/>
+          <w:szCs w:val="21"/>
+        </w:rPr>
+        <w:t xml:space="preserve">热力图只占卡片左上角一小块，右侧大片空白；</w:t>
+      </w:r>
+    </w:p>
+    <w:p>
+      <w:pPr>
+        <w:numPr>
+          <w:ilvl w:val="0"/>
+          <w:numId w:val="1"/>
+        </w:numPr>
+        <w:spacing w:before="60" w:after="60" w:line="300" w:lineRule="auto"/>
+      </w:pPr>
+      <w:r>
+        <w:rPr>
+          <w:rFonts w:ascii="Microsoft YaHei" w:hAnsi="Microsoft YaHei" w:eastAsia="Microsoft YaHei"/>
+          <w:sz w:val="21"/>
+          <w:szCs w:val="21"/>
+        </w:rPr>
+        <w:t xml:space="preserve">能力雷达在数据稀疏时缩成一条线，看起来像坏了；</w:t>
+      </w:r>
+    </w:p>
+    <w:p>
+      <w:pPr>
+        <w:numPr>
+          <w:ilvl w:val="0"/>
+          <w:numId w:val="1"/>
+        </w:numPr>
+        <w:spacing w:before="60" w:after="60" w:line="300" w:lineRule="auto"/>
+      </w:pPr>
+      <w:r>
+        <w:rPr>
+          <w:rFonts w:ascii="Microsoft YaHei" w:hAnsi="Microsoft YaHei" w:eastAsia="Microsoft YaHei"/>
+          <w:sz w:val="21"/>
+          <w:szCs w:val="21"/>
+        </w:rPr>
+        <w:t xml:space="preserve">未来 7 天复习量为 0 时整块留白；</w:t>
+      </w:r>
+    </w:p>
+    <w:p>
+      <w:pPr>
+        <w:numPr>
+          <w:ilvl w:val="0"/>
+          <w:numId w:val="1"/>
+        </w:numPr>
+        <w:spacing w:before="60" w:after="60" w:line="300" w:lineRule="auto"/>
+      </w:pPr>
+      <w:r>
+        <w:rPr>
+          <w:rFonts w:ascii="Microsoft YaHei" w:hAnsi="Microsoft YaHei" w:eastAsia="Microsoft YaHei"/>
+          <w:sz w:val="21"/>
+          <w:szCs w:val="21"/>
+        </w:rPr>
+        <w:t xml:space="preserve">侧边栏 6 个入口平铺，没有分组，窄屏直接挤压内容；</w:t>
+      </w:r>
+    </w:p>
+    <w:p>
+      <w:pPr>
+        <w:numPr>
+          <w:ilvl w:val="0"/>
+          <w:numId w:val="1"/>
+        </w:numPr>
+        <w:spacing w:before="60" w:after="60" w:line="300" w:lineRule="auto"/>
+      </w:pPr>
+      <w:r>
+        <w:rPr>
+          <w:rFonts w:ascii="Microsoft YaHei" w:hAnsi="Microsoft YaHei" w:eastAsia="Microsoft YaHei"/>
+          <w:sz w:val="21"/>
+          <w:szCs w:val="21"/>
+        </w:rPr>
+        <w:t xml:space="preserve">聊天页对话列表是裸列表，顶部 5 个控件挤在一行，"简明"下拉没有下拉框样式；</w:t>
+      </w:r>
+    </w:p>
+    <w:p>
+      <w:pPr>
+        <w:numPr>
+          <w:ilvl w:val="0"/>
+          <w:numId w:val="1"/>
+        </w:numPr>
+        <w:spacing w:before="60" w:after="60" w:line="300" w:lineRule="auto"/>
+      </w:pPr>
+      <w:r>
+        <w:rPr>
+          <w:rFonts w:ascii="Microsoft YaHei" w:hAnsi="Microsoft YaHei" w:eastAsia="Microsoft YaHei"/>
+          <w:sz w:val="21"/>
+          <w:szCs w:val="21"/>
+        </w:rPr>
+        <w:t xml:space="preserve">超宽屏（1500px）正文一行拉到底，可读性差。</w:t>
+      </w:r>
+    </w:p>
+    <w:p>
+      <w:pPr>
+        <w:spacing w:before="60" w:after="60" w:line="300" w:lineRule="auto"/>
+      </w:pPr>
+      <w:r>
+        <w:rPr>
+          <w:rFonts w:ascii="Microsoft YaHei" w:hAnsi="Microsoft YaHei" w:eastAsia="Microsoft YaHei"/>
+          <w:b/>
+          <w:color w:val="2E75B6"/>
+          <w:sz w:val="24"/>
+          <w:szCs w:val="24"/>
+        </w:rPr>
+        <w:t xml:space="preserve">8.2 改了什么</w:t>
+      </w:r>
+    </w:p>
+    <w:tbl>
+      <w:tblPr>
+        <w:tblStyle w:val="TableGrid"/>
+        <w:tblW w:w="9000" w:type="dxa"/>
+        <w:tblBorders>
+          <w:top w:val="single" w:sz="6" w:color="BFBFBF"/>
+          <w:left w:val="single" w:sz="6" w:color="BFBFBF"/>
+          <w:bottom w:val="single" w:sz="6" w:color="BFBFBF"/>
+          <w:right w:val="single" w:sz="6" w:color="BFBFBF"/>
+          <w:insideH w:val="single" w:sz="6" w:color="BFBFBF"/>
+          <w:insideV w:val="single" w:sz="6" w:color="BFBFBF"/>
+        </w:tblBorders>
+      </w:tblPr>
+      <w:tblGrid>
+        <w:gridCol w:w="3000"/>
+        <w:gridCol w:w="3000"/>
+        <w:gridCol w:w="3000"/>
+      </w:tblGrid>
+      <w:tr>
+        <w:tc>
+          <w:tcPr>
+            <w:tcW w:w="3000" w:type="dxa"/>
+            <w:shd w:val="clear" w:fill="EEF3FA"/>
+          </w:tcPr>
+          <w:p>
+            <w:pPr>
+              <w:spacing w:before="60" w:after="60" w:line="300" w:lineRule="auto"/>
+            </w:pPr>
+            <w:r>
+              <w:rPr>
+                <w:rFonts w:ascii="Microsoft YaHei" w:hAnsi="Microsoft YaHei" w:eastAsia="Microsoft YaHei"/>
+                <w:b/>
+                <w:sz w:val="19"/>
+                <w:szCs w:val="19"/>
+              </w:rPr>
+              <w:t xml:space="preserve">编号</w:t>
+            </w:r>
+          </w:p>
+        </w:tc>
+        <w:tc>
+          <w:tcPr>
+            <w:tcW w:w="3000" w:type="dxa"/>
+            <w:shd w:val="clear" w:fill="EEF3FA"/>
+          </w:tcPr>
+          <w:p>
+            <w:pPr>
+              <w:spacing w:before="60" w:after="60" w:line="300" w:lineRule="auto"/>
+            </w:pPr>
+            <w:r>
+              <w:rPr>
+                <w:rFonts w:ascii="Microsoft YaHei" w:hAnsi="Microsoft YaHei" w:eastAsia="Microsoft YaHei"/>
+                <w:b/>
+                <w:sz w:val="19"/>
+                <w:szCs w:val="19"/>
+              </w:rPr>
+              <w:t xml:space="preserve">改动</w:t>
+            </w:r>
+          </w:p>
+        </w:tc>
+        <w:tc>
+          <w:tcPr>
+            <w:tcW w:w="3000" w:type="dxa"/>
+            <w:shd w:val="clear" w:fill="EEF3FA"/>
+          </w:tcPr>
+          <w:p>
+            <w:pPr>
+              <w:spacing w:before="60" w:after="60" w:line="300" w:lineRule="auto"/>
+            </w:pPr>
+            <w:r>
+              <w:rPr>
+                <w:rFonts w:ascii="Microsoft YaHei" w:hAnsi="Microsoft YaHei" w:eastAsia="Microsoft YaHei"/>
+                <w:b/>
+                <w:sz w:val="19"/>
+                <w:szCs w:val="19"/>
+              </w:rPr>
+              <w:t xml:space="preserve">具体做法</w:t>
+            </w:r>
+          </w:p>
+        </w:tc>
+      </w:tr>
+      <w:tr>
+        <w:tc>
+          <w:tcPr>
+            <w:tcW w:w="3000" w:type="dxa"/>
+          </w:tcPr>
+          <w:p>
+            <w:pPr>
+              <w:spacing w:before="60" w:after="60" w:line="300" w:lineRule="auto"/>
+            </w:pPr>
+            <w:r>
+              <w:rPr>
+                <w:rFonts w:ascii="Microsoft YaHei" w:hAnsi="Microsoft YaHei" w:eastAsia="Microsoft YaHei"/>
+                <w:sz w:val="19"/>
+                <w:szCs w:val="19"/>
+              </w:rPr>
+              <w:t xml:space="preserve">EXT-30</w:t>
+            </w:r>
+          </w:p>
+        </w:tc>
+        <w:tc>
+          <w:tcPr>
+            <w:tcW w:w="3000" w:type="dxa"/>
+          </w:tcPr>
+          <w:p>
+            <w:pPr>
+              <w:spacing w:before="60" w:after="60" w:line="300" w:lineRule="auto"/>
+            </w:pPr>
+            <w:r>
+              <w:rPr>
+                <w:rFonts w:ascii="Microsoft YaHei" w:hAnsi="Microsoft YaHei" w:eastAsia="Microsoft YaHei"/>
+                <w:sz w:val="19"/>
+                <w:szCs w:val="19"/>
+              </w:rPr>
+              <w:t xml:space="preserve">看板栅格重构</w:t>
+            </w:r>
+          </w:p>
+        </w:tc>
+        <w:tc>
+          <w:tcPr>
+            <w:tcW w:w="3000" w:type="dxa"/>
+          </w:tcPr>
+          <w:p>
+            <w:pPr>
+              <w:spacing w:before="60" w:after="60" w:line="300" w:lineRule="auto"/>
+            </w:pPr>
+            <w:r>
+              <w:rPr>
+                <w:rFonts w:ascii="Microsoft YaHei" w:hAnsi="Microsoft YaHei" w:eastAsia="Microsoft YaHei"/>
+                <w:sz w:val="19"/>
+                <w:szCs w:val="19"/>
+              </w:rPr>
+              <w:t xml:space="preserve">12 列栅格 + 命名区域：建议 5 / 复习 7；热力图 7 / 雷达 5；图谱 7 / 掌握度 5；预测 4 / 错题 8；检索 7 / 用量 5。1180px 与 820px 两档降级</w:t>
+            </w:r>
+          </w:p>
+        </w:tc>
+      </w:tr>
+      <w:tr>
+        <w:tc>
+          <w:tcPr>
+            <w:tcW w:w="3000" w:type="dxa"/>
+          </w:tcPr>
+          <w:p>
+            <w:pPr>
+              <w:spacing w:before="60" w:after="60" w:line="300" w:lineRule="auto"/>
+            </w:pPr>
+            <w:r>
+              <w:rPr>
+                <w:rFonts w:ascii="Microsoft YaHei" w:hAnsi="Microsoft YaHei" w:eastAsia="Microsoft YaHei"/>
+                <w:sz w:val="19"/>
+                <w:szCs w:val="19"/>
+              </w:rPr>
+              <w:t xml:space="preserve">EXT-31</w:t>
+            </w:r>
+          </w:p>
+        </w:tc>
+        <w:tc>
+          <w:tcPr>
+            <w:tcW w:w="3000" w:type="dxa"/>
+          </w:tcPr>
+          <w:p>
+            <w:pPr>
+              <w:spacing w:before="60" w:after="60" w:line="300" w:lineRule="auto"/>
+            </w:pPr>
+            <w:r>
+              <w:rPr>
+                <w:rFonts w:ascii="Microsoft YaHei" w:hAnsi="Microsoft YaHei" w:eastAsia="Microsoft YaHei"/>
+                <w:sz w:val="19"/>
+                <w:szCs w:val="19"/>
+              </w:rPr>
+              <w:t xml:space="preserve">KPI 卡片</w:t>
+            </w:r>
+          </w:p>
+        </w:tc>
+        <w:tc>
+          <w:tcPr>
+            <w:tcW w:w="3000" w:type="dxa"/>
+          </w:tcPr>
+          <w:p>
+            <w:pPr>
+              <w:spacing w:before="60" w:after="60" w:line="300" w:lineRule="auto"/>
+            </w:pPr>
+            <w:r>
+              <w:rPr>
+                <w:rFonts w:ascii="Microsoft YaHei" w:hAnsi="Microsoft YaHei" w:eastAsia="Microsoft YaHei"/>
+                <w:sz w:val="19"/>
+                <w:szCs w:val="19"/>
+              </w:rPr>
+              <w:t xml:space="preserve">加图标、加悬停抬升、数值层级加大；把"待审核/过期"合并成一张"资料状态"卡</w:t>
+            </w:r>
+          </w:p>
+        </w:tc>
+      </w:tr>
+      <w:tr>
+        <w:tc>
+          <w:tcPr>
+            <w:tcW w:w="3000" w:type="dxa"/>
+          </w:tcPr>
+          <w:p>
+            <w:pPr>
+              <w:spacing w:before="60" w:after="60" w:line="300" w:lineRule="auto"/>
+            </w:pPr>
+            <w:r>
+              <w:rPr>
+                <w:rFonts w:ascii="Microsoft YaHei" w:hAnsi="Microsoft YaHei" w:eastAsia="Microsoft YaHei"/>
+                <w:sz w:val="19"/>
+                <w:szCs w:val="19"/>
+              </w:rPr>
+              <w:t xml:space="preserve">EXT-32</w:t>
+            </w:r>
+          </w:p>
+        </w:tc>
+        <w:tc>
+          <w:tcPr>
+            <w:tcW w:w="3000" w:type="dxa"/>
+          </w:tcPr>
+          <w:p>
+            <w:pPr>
+              <w:spacing w:before="60" w:after="60" w:line="300" w:lineRule="auto"/>
+            </w:pPr>
+            <w:r>
+              <w:rPr>
+                <w:rFonts w:ascii="Microsoft YaHei" w:hAnsi="Microsoft YaHei" w:eastAsia="Microsoft YaHei"/>
+                <w:sz w:val="19"/>
+                <w:szCs w:val="19"/>
+              </w:rPr>
+              <w:t xml:space="preserve">热力图</w:t>
+            </w:r>
+          </w:p>
+        </w:tc>
+        <w:tc>
+          <w:tcPr>
+            <w:tcW w:w="3000" w:type="dxa"/>
+          </w:tcPr>
+          <w:p>
+            <w:pPr>
+              <w:spacing w:before="60" w:after="60" w:line="300" w:lineRule="auto"/>
+            </w:pPr>
+            <w:r>
+              <w:rPr>
+                <w:rFonts w:ascii="Microsoft YaHei" w:hAnsi="Microsoft YaHei" w:eastAsia="Microsoft YaHei"/>
+                <w:sz w:val="19"/>
+                <w:szCs w:val="19"/>
+              </w:rPr>
+              <w:t xml:space="preserve">改成 grid-auto-flow: column 自适应铺满卡片，加周几轴与"少→多"图例</w:t>
+            </w:r>
+          </w:p>
+        </w:tc>
+      </w:tr>
+      <w:tr>
+        <w:tc>
+          <w:tcPr>
+            <w:tcW w:w="3000" w:type="dxa"/>
+          </w:tcPr>
+          <w:p>
+            <w:pPr>
+              <w:spacing w:before="60" w:after="60" w:line="300" w:lineRule="auto"/>
+            </w:pPr>
+            <w:r>
+              <w:rPr>
+                <w:rFonts w:ascii="Microsoft YaHei" w:hAnsi="Microsoft YaHei" w:eastAsia="Microsoft YaHei"/>
+                <w:sz w:val="19"/>
+                <w:szCs w:val="19"/>
+              </w:rPr>
+              <w:t xml:space="preserve">EXT-33</w:t>
+            </w:r>
+          </w:p>
+        </w:tc>
+        <w:tc>
+          <w:tcPr>
+            <w:tcW w:w="3000" w:type="dxa"/>
+          </w:tcPr>
+          <w:p>
+            <w:pPr>
+              <w:spacing w:before="60" w:after="60" w:line="300" w:lineRule="auto"/>
+            </w:pPr>
+            <w:r>
+              <w:rPr>
+                <w:rFonts w:ascii="Microsoft YaHei" w:hAnsi="Microsoft YaHei" w:eastAsia="Microsoft YaHei"/>
+                <w:sz w:val="19"/>
+                <w:szCs w:val="19"/>
+              </w:rPr>
+              <w:t xml:space="preserve">空状态</w:t>
+            </w:r>
+          </w:p>
+        </w:tc>
+        <w:tc>
+          <w:tcPr>
+            <w:tcW w:w="3000" w:type="dxa"/>
+          </w:tcPr>
+          <w:p>
+            <w:pPr>
+              <w:spacing w:before="60" w:after="60" w:line="300" w:lineRule="auto"/>
+            </w:pPr>
+            <w:r>
+              <w:rPr>
+                <w:rFonts w:ascii="Microsoft YaHei" w:hAnsi="Microsoft YaHei" w:eastAsia="Microsoft YaHei"/>
+                <w:sz w:val="19"/>
+                <w:szCs w:val="19"/>
+              </w:rPr>
+              <w:t xml:space="preserve">复习队列、掌握度、用量统计、复习预测全部改成带图标的空状态文案，不再是一行灰字或一片空白</w:t>
+            </w:r>
+          </w:p>
+        </w:tc>
+      </w:tr>
+      <w:tr>
+        <w:tc>
+          <w:tcPr>
+            <w:tcW w:w="3000" w:type="dxa"/>
+          </w:tcPr>
+          <w:p>
+            <w:pPr>
+              <w:spacing w:before="60" w:after="60" w:line="300" w:lineRule="auto"/>
+            </w:pPr>
+            <w:r>
+              <w:rPr>
+                <w:rFonts w:ascii="Microsoft YaHei" w:hAnsi="Microsoft YaHei" w:eastAsia="Microsoft YaHei"/>
+                <w:sz w:val="19"/>
+                <w:szCs w:val="19"/>
+              </w:rPr>
+              <w:t xml:space="preserve">EXT-34</w:t>
+            </w:r>
+          </w:p>
+        </w:tc>
+        <w:tc>
+          <w:tcPr>
+            <w:tcW w:w="3000" w:type="dxa"/>
+          </w:tcPr>
+          <w:p>
+            <w:pPr>
+              <w:spacing w:before="60" w:after="60" w:line="300" w:lineRule="auto"/>
+            </w:pPr>
+            <w:r>
+              <w:rPr>
+                <w:rFonts w:ascii="Microsoft YaHei" w:hAnsi="Microsoft YaHei" w:eastAsia="Microsoft YaHei"/>
+                <w:sz w:val="19"/>
+                <w:szCs w:val="19"/>
+              </w:rPr>
+              <w:t xml:space="preserve">雷达</w:t>
+            </w:r>
+          </w:p>
+        </w:tc>
+        <w:tc>
+          <w:tcPr>
+            <w:tcW w:w="3000" w:type="dxa"/>
+          </w:tcPr>
+          <w:p>
+            <w:pPr>
+              <w:spacing w:before="60" w:after="60" w:line="300" w:lineRule="auto"/>
+            </w:pPr>
+            <w:r>
+              <w:rPr>
+                <w:rFonts w:ascii="Microsoft YaHei" w:hAnsi="Microsoft YaHei" w:eastAsia="Microsoft YaHei"/>
+                <w:sz w:val="19"/>
+                <w:szCs w:val="19"/>
+              </w:rPr>
+              <w:t xml:space="preserve">标注改为百分比；数据过少时在中心给出"做几道题雷达才有形状"的提示，而不是画成一条线</w:t>
+            </w:r>
+          </w:p>
+        </w:tc>
+      </w:tr>
+      <w:tr>
+        <w:tc>
+          <w:tcPr>
+            <w:tcW w:w="3000" w:type="dxa"/>
+          </w:tcPr>
+          <w:p>
+            <w:pPr>
+              <w:spacing w:before="60" w:after="60" w:line="300" w:lineRule="auto"/>
+            </w:pPr>
+            <w:r>
+              <w:rPr>
+                <w:rFonts w:ascii="Microsoft YaHei" w:hAnsi="Microsoft YaHei" w:eastAsia="Microsoft YaHei"/>
+                <w:sz w:val="19"/>
+                <w:szCs w:val="19"/>
+              </w:rPr>
+              <w:t xml:space="preserve">EXT-35</w:t>
+            </w:r>
+          </w:p>
+        </w:tc>
+        <w:tc>
+          <w:tcPr>
+            <w:tcW w:w="3000" w:type="dxa"/>
+          </w:tcPr>
+          <w:p>
+            <w:pPr>
+              <w:spacing w:before="60" w:after="60" w:line="300" w:lineRule="auto"/>
+            </w:pPr>
+            <w:r>
+              <w:rPr>
+                <w:rFonts w:ascii="Microsoft YaHei" w:hAnsi="Microsoft YaHei" w:eastAsia="Microsoft YaHei"/>
+                <w:sz w:val="19"/>
+                <w:szCs w:val="19"/>
+              </w:rPr>
+              <w:t xml:space="preserve">聊天页</w:t>
+            </w:r>
+          </w:p>
+        </w:tc>
+        <w:tc>
+          <w:tcPr>
+            <w:tcW w:w="3000" w:type="dxa"/>
+          </w:tcPr>
+          <w:p>
+            <w:pPr>
+              <w:spacing w:before="60" w:after="60" w:line="300" w:lineRule="auto"/>
+            </w:pPr>
+            <w:r>
+              <w:rPr>
+                <w:rFonts w:ascii="Microsoft YaHei" w:hAnsi="Microsoft YaHei" w:eastAsia="Microsoft YaHei"/>
+                <w:sz w:val="19"/>
+                <w:szCs w:val="19"/>
+              </w:rPr>
+              <w:t xml:space="preserve">对话列表改成卡片（带"对话 · N"标题、悬停与选中态）；消息区与输入区限宽 880px；顶部操作区可换行，下拉框补上真正的下拉箭头</w:t>
+            </w:r>
+          </w:p>
+        </w:tc>
+      </w:tr>
+      <w:tr>
+        <w:tc>
+          <w:tcPr>
+            <w:tcW w:w="3000" w:type="dxa"/>
+          </w:tcPr>
+          <w:p>
+            <w:pPr>
+              <w:spacing w:before="60" w:after="60" w:line="300" w:lineRule="auto"/>
+            </w:pPr>
+            <w:r>
+              <w:rPr>
+                <w:rFonts w:ascii="Microsoft YaHei" w:hAnsi="Microsoft YaHei" w:eastAsia="Microsoft YaHei"/>
+                <w:sz w:val="19"/>
+                <w:szCs w:val="19"/>
+              </w:rPr>
+              <w:t xml:space="preserve">EXT-36</w:t>
+            </w:r>
+          </w:p>
+        </w:tc>
+        <w:tc>
+          <w:tcPr>
+            <w:tcW w:w="3000" w:type="dxa"/>
+          </w:tcPr>
+          <w:p>
+            <w:pPr>
+              <w:spacing w:before="60" w:after="60" w:line="300" w:lineRule="auto"/>
+            </w:pPr>
+            <w:r>
+              <w:rPr>
+                <w:rFonts w:ascii="Microsoft YaHei" w:hAnsi="Microsoft YaHei" w:eastAsia="Microsoft YaHei"/>
+                <w:sz w:val="19"/>
+                <w:szCs w:val="19"/>
+              </w:rPr>
+              <w:t xml:space="preserve">响应式</w:t>
+            </w:r>
+          </w:p>
+        </w:tc>
+        <w:tc>
+          <w:tcPr>
+            <w:tcW w:w="3000" w:type="dxa"/>
+          </w:tcPr>
+          <w:p>
+            <w:pPr>
+              <w:spacing w:before="60" w:after="60" w:line="300" w:lineRule="auto"/>
+            </w:pPr>
+            <w:r>
+              <w:rPr>
+                <w:rFonts w:ascii="Microsoft YaHei" w:hAnsi="Microsoft YaHei" w:eastAsia="Microsoft YaHei"/>
+                <w:sz w:val="19"/>
+                <w:szCs w:val="19"/>
+              </w:rPr>
+              <w:t xml:space="preserve">≤900px 侧栏收成 72px 图标条（隐藏文字）；≤820px 看板 6 列；≤560px 单列；全部禁止横向溢出</w:t>
+            </w:r>
+          </w:p>
+        </w:tc>
+      </w:tr>
+      <w:tr>
+        <w:tc>
+          <w:tcPr>
+            <w:tcW w:w="3000" w:type="dxa"/>
+          </w:tcPr>
+          <w:p>
+            <w:pPr>
+              <w:spacing w:before="60" w:after="60" w:line="300" w:lineRule="auto"/>
+            </w:pPr>
+            <w:r>
+              <w:rPr>
+                <w:rFonts w:ascii="Microsoft YaHei" w:hAnsi="Microsoft YaHei" w:eastAsia="Microsoft YaHei"/>
+                <w:sz w:val="19"/>
+                <w:szCs w:val="19"/>
+              </w:rPr>
+              <w:t xml:space="preserve">EXT-37</w:t>
+            </w:r>
+          </w:p>
+        </w:tc>
+        <w:tc>
+          <w:tcPr>
+            <w:tcW w:w="3000" w:type="dxa"/>
+          </w:tcPr>
+          <w:p>
+            <w:pPr>
+              <w:spacing w:before="60" w:after="60" w:line="300" w:lineRule="auto"/>
+            </w:pPr>
+            <w:r>
+              <w:rPr>
+                <w:rFonts w:ascii="Microsoft YaHei" w:hAnsi="Microsoft YaHei" w:eastAsia="Microsoft YaHei"/>
+                <w:sz w:val="19"/>
+                <w:szCs w:val="19"/>
+              </w:rPr>
+              <w:t xml:space="preserve">深链接</w:t>
+            </w:r>
+          </w:p>
+        </w:tc>
+        <w:tc>
+          <w:tcPr>
+            <w:tcW w:w="3000" w:type="dxa"/>
+          </w:tcPr>
+          <w:p>
+            <w:pPr>
+              <w:spacing w:before="60" w:after="60" w:line="300" w:lineRule="auto"/>
+            </w:pPr>
+            <w:r>
+              <w:rPr>
+                <w:rFonts w:ascii="Microsoft YaHei" w:hAnsi="Microsoft YaHei" w:eastAsia="Microsoft YaHei"/>
+                <w:sz w:val="19"/>
+                <w:szCs w:val="19"/>
+              </w:rPr>
+              <w:t xml:space="preserve">?view=dashboard 等参数可直接打开指定页面，刷新与书签都不会跳回欢迎页</w:t>
+            </w:r>
+          </w:p>
+        </w:tc>
+      </w:tr>
+      <w:tr>
+        <w:tc>
+          <w:tcPr>
+            <w:tcW w:w="3000" w:type="dxa"/>
+          </w:tcPr>
+          <w:p>
+            <w:pPr>
+              <w:spacing w:before="60" w:after="60" w:line="300" w:lineRule="auto"/>
+            </w:pPr>
+            <w:r>
+              <w:rPr>
+                <w:rFonts w:ascii="Microsoft YaHei" w:hAnsi="Microsoft YaHei" w:eastAsia="Microsoft YaHei"/>
+                <w:sz w:val="19"/>
+                <w:szCs w:val="19"/>
+              </w:rPr>
+              <w:t xml:space="preserve">EXT-38</w:t>
+            </w:r>
+          </w:p>
+        </w:tc>
+        <w:tc>
+          <w:tcPr>
+            <w:tcW w:w="3000" w:type="dxa"/>
+          </w:tcPr>
+          <w:p>
+            <w:pPr>
+              <w:spacing w:before="60" w:after="60" w:line="300" w:lineRule="auto"/>
+            </w:pPr>
+            <w:r>
+              <w:rPr>
+                <w:rFonts w:ascii="Microsoft YaHei" w:hAnsi="Microsoft YaHei" w:eastAsia="Microsoft YaHei"/>
+                <w:sz w:val="19"/>
+                <w:szCs w:val="19"/>
+              </w:rPr>
+              <w:t xml:space="preserve">可访问性</w:t>
+            </w:r>
+          </w:p>
+        </w:tc>
+        <w:tc>
+          <w:tcPr>
+            <w:tcW w:w="3000" w:type="dxa"/>
+          </w:tcPr>
+          <w:p>
+            <w:pPr>
+              <w:spacing w:before="60" w:after="60" w:line="300" w:lineRule="auto"/>
+            </w:pPr>
+            <w:r>
+              <w:rPr>
+                <w:rFonts w:ascii="Microsoft YaHei" w:hAnsi="Microsoft YaHei" w:eastAsia="Microsoft YaHei"/>
+                <w:sz w:val="19"/>
+                <w:szCs w:val="19"/>
+              </w:rPr>
+              <w:t xml:space="preserve">统一 :focus-visible 焦点环；卡片与按钮补过渡动画</w:t>
+            </w:r>
+          </w:p>
+        </w:tc>
+      </w:tr>
+    </w:tbl>
+    <w:p>
+      <w:pPr>
+        <w:spacing w:before="60" w:after="60" w:line="300" w:lineRule="auto"/>
+      </w:pPr>
+      <w:r>
+        <w:rPr>
+          <w:rFonts w:ascii="Microsoft YaHei" w:hAnsi="Microsoft YaHei" w:eastAsia="Microsoft YaHei"/>
+          <w:b/>
+          <w:color w:val="2E75B6"/>
+          <w:sz w:val="24"/>
+          <w:szCs w:val="24"/>
+        </w:rPr>
+        <w:t xml:space="preserve">8.3 怎么验证的</w:t>
+      </w:r>
+    </w:p>
+    <w:p>
+      <w:pPr>
+        <w:spacing w:before="60" w:after="60" w:line="300" w:lineRule="auto"/>
+      </w:pPr>
+      <w:r>
+        <w:rPr>
+          <w:rFonts w:ascii="Microsoft YaHei" w:hAnsi="Microsoft YaHei" w:eastAsia="Microsoft YaHei"/>
+          <w:sz w:val="21"/>
+          <w:szCs w:val="21"/>
+        </w:rPr>
+        <w:t xml:space="preserve">不是画设计稿，是真实渲染截图：</w:t>
+      </w:r>
+    </w:p>
+    <w:p>
+      <w:pPr>
+        <w:spacing w:before="60" w:after="60" w:line="300" w:lineRule="auto"/>
+      </w:pPr>
+      <w:r>
+        <w:rPr>
+          <w:rFonts w:ascii="Microsoft YaHei" w:hAnsi="Microsoft YaHei" w:eastAsia="Microsoft YaHei"/>
+          <w:color w:val="808080"/>
+          <w:sz w:val="18"/>
+          <w:szCs w:val="18"/>
+        </w:rPr>
+        <w:t xml:space="preserve">chrome --headless=new --run-all-compositor-stages-before-draw `</w:t>
+      </w:r>
+    </w:p>
+    <w:p>
+      <w:pPr>
+        <w:spacing w:before="60" w:after="60" w:line="300" w:lineRule="auto"/>
+      </w:pPr>
+      <w:r>
+        <w:rPr>
+          <w:rFonts w:ascii="Microsoft YaHei" w:hAnsi="Microsoft YaHei" w:eastAsia="Microsoft YaHei"/>
+          <w:color w:val="808080"/>
+          <w:sz w:val="18"/>
+          <w:szCs w:val="18"/>
+        </w:rPr>
+        <w:t xml:space="preserve">--window-size=1400,1900 --virtual-time-budget=15000 `</w:t>
+      </w:r>
+    </w:p>
+    <w:p>
+      <w:pPr>
+        <w:spacing w:before="60" w:after="60" w:line="300" w:lineRule="auto"/>
+      </w:pPr>
+      <w:r>
+        <w:rPr>
+          <w:rFonts w:ascii="Microsoft YaHei" w:hAnsi="Microsoft YaHei" w:eastAsia="Microsoft YaHei"/>
+          <w:color w:val="808080"/>
+          <w:sz w:val="18"/>
+          <w:szCs w:val="18"/>
+        </w:rPr>
+        <w:t xml:space="preserve">--screenshot=shot.png "http://127.0.0.1:8737/?view=dashboard"</w:t>
+      </w:r>
+    </w:p>
+    <w:p>
+      <w:pPr>
+        <w:numPr>
+          <w:ilvl w:val="0"/>
+          <w:numId w:val="1"/>
+        </w:numPr>
+        <w:spacing w:before="60" w:after="60" w:line="300" w:lineRule="auto"/>
+      </w:pPr>
+      <w:r>
+        <w:rPr>
+          <w:rFonts w:ascii="Microsoft YaHei" w:hAnsi="Microsoft YaHei" w:eastAsia="Microsoft YaHei"/>
+          <w:sz w:val="21"/>
+          <w:szCs w:val="21"/>
+        </w:rPr>
+        <w:t xml:space="preserve">1440/1400 宽：看板栅格、图谱、雷达正常；</w:t>
+      </w:r>
+    </w:p>
+    <w:p>
+      <w:pPr>
+        <w:numPr>
+          <w:ilvl w:val="0"/>
+          <w:numId w:val="1"/>
+        </w:numPr>
+        <w:spacing w:before="60" w:after="60" w:line="300" w:lineRule="auto"/>
+      </w:pPr>
+      <w:r>
+        <w:rPr>
+          <w:rFonts w:ascii="Microsoft YaHei" w:hAnsi="Microsoft YaHei" w:eastAsia="Microsoft YaHei"/>
+          <w:sz w:val="21"/>
+          <w:szCs w:val="21"/>
+        </w:rPr>
+        <w:t xml:space="preserve">520 宽：侧栏图标条 + KPI 两列 + 单列卡片，无横向溢出；</w:t>
+      </w:r>
+    </w:p>
+    <w:p>
+      <w:pPr>
+        <w:numPr>
+          <w:ilvl w:val="0"/>
+          <w:numId w:val="1"/>
+        </w:numPr>
+        <w:spacing w:before="60" w:after="60" w:line="300" w:lineRule="auto"/>
+      </w:pPr>
+      <w:r>
+        <w:rPr>
+          <w:rFonts w:ascii="Microsoft YaHei" w:hAnsi="Microsoft YaHei" w:eastAsia="Microsoft YaHei"/>
+          <w:sz w:val="21"/>
+          <w:szCs w:val="21"/>
+        </w:rPr>
+        <w:t xml:space="preserve">聊天页：对话卡片与限宽生效。</w:t>
+      </w:r>
+    </w:p>
+    <w:p>
+      <w:pPr>
+        <w:spacing w:before="60" w:after="60" w:line="300" w:lineRule="auto"/>
+      </w:pPr>
+      <w:r>
+        <w:rPr>
+          <w:rFonts w:ascii="Microsoft YaHei" w:hAnsi="Microsoft YaHei" w:eastAsia="Microsoft YaHei"/>
+          <w:sz w:val="21"/>
+          <w:szCs w:val="21"/>
+        </w:rPr>
+        <w:t xml:space="preserve">改动过程中真实踩到并修掉的坑：</w:t>
+      </w:r>
+    </w:p>
+    <w:p>
+      <w:pPr>
+        <w:numPr>
+          <w:ilvl w:val="0"/>
+          <w:numId w:val="1"/>
+        </w:numPr>
+        <w:spacing w:before="60" w:after="60" w:line="300" w:lineRule="auto"/>
+      </w:pPr>
+      <w:r>
+        <w:rPr>
+          <w:rFonts w:ascii="Microsoft YaHei" w:hAnsi="Microsoft YaHei" w:eastAsia="Microsoft YaHei"/>
+          <w:sz w:val="21"/>
+          <w:szCs w:val="21"/>
+        </w:rPr>
+        <w:t xml:space="preserve">#heatmap-box 自身带 .heatmap 类，与外层网格容器撞名，导致卡片被撑到 900px 高 → 内层改用 .hm-grid；</w:t>
+      </w:r>
+    </w:p>
+    <w:p>
+      <w:pPr>
+        <w:numPr>
+          <w:ilvl w:val="0"/>
+          <w:numId w:val="1"/>
+        </w:numPr>
+        <w:spacing w:before="60" w:after="60" w:line="300" w:lineRule="auto"/>
+      </w:pPr>
+      <w:r>
+        <w:rPr>
+          <w:rFonts w:ascii="Microsoft YaHei" w:hAnsi="Microsoft YaHei" w:eastAsia="Microsoft YaHei"/>
+          <w:sz w:val="21"/>
+          <w:szCs w:val="21"/>
+        </w:rPr>
+        <w:t xml:space="preserve">深链接被 landing.js 的 goHome() 抢回首页 → 有 view 参数时直接跳过欢迎动画；</w:t>
+      </w:r>
+    </w:p>
+    <w:p>
+      <w:pPr>
+        <w:numPr>
+          <w:ilvl w:val="0"/>
+          <w:numId w:val="1"/>
+        </w:numPr>
+        <w:spacing w:before="60" w:after="60" w:line="300" w:lineRule="auto"/>
+      </w:pPr>
+      <w:r>
+        <w:rPr>
+          <w:rFonts w:ascii="Microsoft YaHei" w:hAnsi="Microsoft YaHei" w:eastAsia="Microsoft YaHei"/>
+          <w:sz w:val="21"/>
+          <w:szCs w:val="21"/>
+        </w:rPr>
+        <w:t xml:space="preserve">无头浏览器窗口最小宽度是 512，430 宽截图其实是裁切，不是布局溢出（用 document.title 打印 innerWidth 确认后排除）。</w:t>
+      </w:r>
+    </w:p>
+    <w:p>
+      <w:pPr>
+        <w:spacing w:before="60" w:after="60" w:line="300" w:lineRule="auto"/>
+      </w:pPr>
+      <w:r>
+        <w:rPr>
+          <w:rFonts w:ascii="Microsoft YaHei" w:hAnsi="Microsoft YaHei" w:eastAsia="Microsoft YaHei"/>
+          <w:b/>
+          <w:color w:val="2E75B6"/>
+          <w:sz w:val="24"/>
+          <w:szCs w:val="24"/>
+        </w:rPr>
+        <w:t xml:space="preserve">8.4 仍未做</w:t>
+      </w:r>
+    </w:p>
+    <w:p>
+      <w:pPr>
+        <w:numPr>
+          <w:ilvl w:val="0"/>
+          <w:numId w:val="1"/>
+        </w:numPr>
+        <w:spacing w:before="60" w:after="60" w:line="300" w:lineRule="auto"/>
+      </w:pPr>
+      <w:r>
+        <w:rPr>
+          <w:rFonts w:ascii="Microsoft YaHei" w:hAnsi="Microsoft YaHei" w:eastAsia="Microsoft YaHei"/>
+          <w:sz w:val="21"/>
+          <w:szCs w:val="21"/>
+        </w:rPr>
+        <w:t xml:space="preserve">深色模式；</w:t>
+      </w:r>
+    </w:p>
+    <w:p>
+      <w:pPr>
+        <w:numPr>
+          <w:ilvl w:val="0"/>
+          <w:numId w:val="1"/>
+        </w:numPr>
+        <w:spacing w:before="60" w:after="60" w:line="300" w:lineRule="auto"/>
+      </w:pPr>
+      <w:r>
+        <w:rPr>
+          <w:rFonts w:ascii="Microsoft YaHei" w:hAnsi="Microsoft YaHei" w:eastAsia="Microsoft YaHei"/>
+          <w:sz w:val="21"/>
+          <w:szCs w:val="21"/>
+        </w:rPr>
+        <w:t xml:space="preserve">手机端底部导航（现在是把侧栏压成图标条）；</w:t>
+      </w:r>
+    </w:p>
+    <w:p>
+      <w:pPr>
+        <w:numPr>
+          <w:ilvl w:val="0"/>
+          <w:numId w:val="1"/>
+        </w:numPr>
+        <w:spacing w:before="60" w:after="60" w:line="300" w:lineRule="auto"/>
+      </w:pPr>
+      <w:r>
+        <w:rPr>
+          <w:rFonts w:ascii="Microsoft YaHei" w:hAnsi="Microsoft YaHei" w:eastAsia="Microsoft YaHei"/>
+          <w:sz w:val="21"/>
+          <w:szCs w:val="21"/>
+        </w:rPr>
+        <w:t xml:space="preserve">真实触屏设备的点按手感测试。</w:t>
+      </w:r>
+    </w:p>
     <w:sectPr>
       <w:pgSz w:w="11906" w:h="16838"/>
       <w:pgMar w:top="1440" w:right="1300" w:bottom="1440" w:left="1300" w:header="851" w:footer="992" w:gutter="0"/>
